--- a/quotation-generator/assets/报价单模板-雅加达公司.docx
+++ b/quotation-generator/assets/报价单模板-雅加达公司.docx
@@ -3149,10 +3149,9 @@
         <w:contextualSpacing/>
         <w:rPr>
           <w:rFonts w:hint="eastAsia" w:ascii="仿宋" w:hAnsi="仿宋" w:eastAsia="仿宋" w:cs="仿宋"/>
-          <w:b/>
-          <w:bCs/>
-          <w:color w:val="FF0000"/>
-          <w:lang w:eastAsia="zh-CN"/>
+          <w:sz w:val="22"/>
+          <w:szCs w:val="22"/>
+          <w:lang w:val="zh-CN"/>
         </w:rPr>
       </w:pPr>
       <w:r>
@@ -3177,16 +3176,8 @@
           <w:lang w:val="zh-CN"/>
         </w:rPr>
       </w:pPr>
-      <w:r>
-        <w:rPr>
-          <w:rFonts w:hint="eastAsia" w:ascii="仿宋" w:hAnsi="仿宋" w:eastAsia="仿宋" w:cs="仿宋"/>
-          <w:spacing w:val="-1"/>
-          <w:position w:val="6"/>
-          <w:sz w:val="22"/>
-          <w:szCs w:val="22"/>
-        </w:rPr>
-        <w:t>a</w:t>
-      </w:r>
+      <w:bookmarkStart w:id="0" w:name="_GoBack"/>
+      <w:bookmarkEnd w:id="0"/>
       <w:r>
         <w:rPr>
           <w:rFonts w:hint="eastAsia" w:ascii="仿宋" w:hAnsi="仿宋" w:eastAsia="仿宋" w:cs="仿宋"/>
@@ -3194,40 +3185,7 @@
           <w:szCs w:val="22"/>
           <w:lang w:val="zh-CN"/>
         </w:rPr>
-        <w:t>.以上办理时间均为收集齐资料开始的官方办理时间；</w:t>
-      </w:r>
-    </w:p>
-    <w:p>
-      <w:pPr>
-        <w:spacing w:after="0" w:line="240" w:lineRule="auto"/>
-        <w:contextualSpacing/>
-        <w:rPr>
-          <w:rFonts w:hint="eastAsia" w:ascii="仿宋" w:hAnsi="仿宋" w:eastAsia="仿宋" w:cs="仿宋"/>
-          <w:sz w:val="22"/>
-          <w:szCs w:val="22"/>
-          <w:lang w:val="zh-CN"/>
-        </w:rPr>
-      </w:pPr>
-    </w:p>
-    <w:p>
-      <w:pPr>
-        <w:spacing w:after="0" w:line="240" w:lineRule="auto"/>
-        <w:contextualSpacing/>
-        <w:rPr>
-          <w:rFonts w:hint="eastAsia" w:ascii="仿宋" w:hAnsi="仿宋" w:eastAsia="仿宋" w:cs="仿宋"/>
-          <w:sz w:val="22"/>
-          <w:szCs w:val="22"/>
-          <w:lang w:val="zh-CN"/>
-        </w:rPr>
-      </w:pPr>
-      <w:r>
-        <w:rPr>
-          <w:rFonts w:hint="eastAsia" w:ascii="仿宋" w:hAnsi="仿宋" w:eastAsia="仿宋" w:cs="仿宋"/>
-          <w:sz w:val="22"/>
-          <w:szCs w:val="22"/>
-          <w:lang w:val="zh-CN"/>
-        </w:rPr>
-        <w:t>b.以上服务报价不包括：</w:t>
+        <w:t>以上服务报价不包括：</w:t>
       </w:r>
     </w:p>
     <w:p>
@@ -3733,6 +3691,40 @@
           <w:color w:val="000000" w:themeColor="text1"/>
           <w:sz w:val="28"/>
           <w:szCs w:val="28"/>
+          <w:lang w:eastAsia="zh-CN"/>
+          <w14:textFill>
+            <w14:solidFill>
+              <w14:schemeClr w14:val="tx1"/>
+            </w14:solidFill>
+          </w14:textFill>
+        </w:rPr>
+        <w:t>、</w:t>
+      </w:r>
+      <w:r>
+        <w:rPr>
+          <w:rFonts w:hint="eastAsia" w:ascii="仿宋" w:hAnsi="仿宋" w:eastAsia="仿宋" w:cs="仿宋"/>
+          <w:b/>
+          <w:bCs/>
+          <w:color w:val="000000" w:themeColor="text1"/>
+          <w:sz w:val="28"/>
+          <w:szCs w:val="28"/>
+          <w:lang w:val="en-US" w:eastAsia="zh-CN"/>
+          <w14:textFill>
+            <w14:solidFill>
+              <w14:schemeClr w14:val="tx1"/>
+            </w14:solidFill>
+          </w14:textFill>
+        </w:rPr>
+        <w:t>时间</w:t>
+      </w:r>
+      <w:r>
+        <w:rPr>
+          <w:rFonts w:hint="eastAsia" w:ascii="仿宋" w:hAnsi="仿宋" w:eastAsia="仿宋" w:cs="仿宋"/>
+          <w:b/>
+          <w:bCs/>
+          <w:color w:val="000000" w:themeColor="text1"/>
+          <w:sz w:val="28"/>
+          <w:szCs w:val="28"/>
           <w:lang w:val="en-US"/>
           <w14:textFill>
             <w14:solidFill>
@@ -3751,7 +3743,30 @@
           <w:szCs w:val="28"/>
           <w:shd w:val="clear" w:color="auto" w:fill="FFFFFF"/>
         </w:rPr>
-        <w:t>交付材料清单</w:t>
+        <w:t>交付</w:t>
+      </w:r>
+      <w:r>
+        <w:rPr>
+          <w:rFonts w:hint="eastAsia" w:ascii="仿宋" w:hAnsi="仿宋" w:eastAsia="仿宋" w:cs="仿宋"/>
+          <w:b/>
+          <w:bCs/>
+          <w:sz w:val="28"/>
+          <w:szCs w:val="28"/>
+          <w:shd w:val="clear" w:color="auto" w:fill="FFFFFF"/>
+          <w:lang w:val="en-US" w:eastAsia="zh-CN"/>
+        </w:rPr>
+        <w:t>文件</w:t>
+      </w:r>
+      <w:r>
+        <w:rPr>
+          <w:rFonts w:hint="eastAsia" w:ascii="仿宋" w:hAnsi="仿宋" w:eastAsia="仿宋" w:cs="仿宋"/>
+          <w:b/>
+          <w:bCs/>
+          <w:sz w:val="28"/>
+          <w:szCs w:val="28"/>
+          <w:shd w:val="clear" w:color="auto" w:fill="FFFFFF"/>
+        </w:rPr>
+        <w:t>清单</w:t>
       </w:r>
     </w:p>
     <w:tbl>
@@ -3779,10 +3794,10 @@
       </w:tblPr>
       <w:tblGrid>
         <w:gridCol w:w="596"/>
-        <w:gridCol w:w="2249"/>
-        <w:gridCol w:w="872"/>
-        <w:gridCol w:w="3679"/>
-        <w:gridCol w:w="2671"/>
+        <w:gridCol w:w="2086"/>
+        <w:gridCol w:w="1124"/>
+        <w:gridCol w:w="3589"/>
+        <w:gridCol w:w="2672"/>
       </w:tblGrid>
       <w:tr>
         <w:trPr>
@@ -3824,7 +3839,7 @@
         </w:tc>
         <w:tc>
           <w:tcPr>
-            <w:tcW w:w="1117" w:type="pct"/>
+            <w:tcW w:w="1036" w:type="pct"/>
             <w:vAlign w:val="center"/>
           </w:tcPr>
           <w:p>
@@ -3832,13 +3847,13 @@
               <w:spacing w:after="0" w:line="240" w:lineRule="auto"/>
               <w:jc w:val="center"/>
               <w:rPr>
-                <w:rFonts w:hint="eastAsia" w:ascii="仿宋" w:hAnsi="仿宋" w:eastAsia="仿宋" w:cs="仿宋"/>
+                <w:rFonts w:hint="default" w:ascii="仿宋" w:hAnsi="仿宋" w:eastAsia="仿宋" w:cs="仿宋"/>
                 <w:b/>
                 <w:bCs/>
                 <w:sz w:val="20"/>
                 <w:szCs w:val="20"/>
                 <w:shd w:val="clear" w:color="auto" w:fill="FFFFFF"/>
-                <w:lang w:val="en-US"/>
+                <w:lang w:val="en-US" w:eastAsia="zh-CN"/>
               </w:rPr>
             </w:pPr>
             <w:r>
@@ -3849,15 +3864,15 @@
                 <w:sz w:val="20"/>
                 <w:szCs w:val="20"/>
                 <w:shd w:val="clear" w:color="auto" w:fill="FFFFFF"/>
-                <w:lang w:val="en-US"/>
-              </w:rPr>
-              <w:t>项目</w:t>
+                <w:lang w:val="en-US" w:eastAsia="zh-CN"/>
+              </w:rPr>
+              <w:t>服务内容</w:t>
             </w:r>
           </w:p>
         </w:tc>
         <w:tc>
           <w:tcPr>
-            <w:tcW w:w="433" w:type="pct"/>
+            <w:tcW w:w="558" w:type="pct"/>
             <w:vAlign w:val="center"/>
           </w:tcPr>
           <w:p>
@@ -3884,40 +3899,13 @@
                 <w:shd w:val="clear" w:color="auto" w:fill="FFFFFF"/>
                 <w:lang w:val="en-US" w:eastAsia="zh-CN"/>
               </w:rPr>
-              <w:t>时间</w:t>
-            </w:r>
-          </w:p>
-          <w:p>
-            <w:pPr>
-              <w:spacing w:after="0" w:line="240" w:lineRule="auto"/>
-              <w:jc w:val="center"/>
-              <w:rPr>
-                <w:rFonts w:hint="eastAsia" w:ascii="仿宋" w:hAnsi="仿宋" w:eastAsia="仿宋" w:cs="仿宋"/>
-                <w:b/>
-                <w:bCs/>
-                <w:sz w:val="20"/>
-                <w:szCs w:val="20"/>
-                <w:shd w:val="clear" w:color="auto" w:fill="FFFFFF"/>
-                <w:lang w:val="en-US" w:eastAsia="zh-CN"/>
-              </w:rPr>
-            </w:pPr>
-            <w:r>
-              <w:rPr>
-                <w:rFonts w:hint="eastAsia" w:ascii="仿宋" w:hAnsi="仿宋" w:eastAsia="仿宋" w:cs="仿宋"/>
-                <w:b/>
-                <w:bCs/>
-                <w:sz w:val="20"/>
-                <w:szCs w:val="20"/>
-                <w:shd w:val="clear" w:color="auto" w:fill="FFFFFF"/>
-                <w:lang w:val="en-US" w:eastAsia="zh-CN"/>
-              </w:rPr>
-              <w:t>工作日</w:t>
+              <w:t>办理时间</w:t>
             </w:r>
           </w:p>
         </w:tc>
         <w:tc>
           <w:tcPr>
-            <w:tcW w:w="1827" w:type="pct"/>
+            <w:tcW w:w="1782" w:type="pct"/>
             <w:vAlign w:val="center"/>
           </w:tcPr>
           <w:p>
@@ -3950,7 +3938,7 @@
         </w:tc>
         <w:tc>
           <w:tcPr>
-            <w:tcW w:w="1326" w:type="pct"/>
+            <w:tcW w:w="1327" w:type="pct"/>
             <w:vAlign w:val="center"/>
           </w:tcPr>
           <w:p>
@@ -4015,7 +4003,7 @@
         </w:tc>
         <w:tc>
           <w:tcPr>
-            <w:tcW w:w="1117" w:type="pct"/>
+            <w:tcW w:w="1036" w:type="pct"/>
             <w:vAlign w:val="center"/>
           </w:tcPr>
           <w:p>
@@ -4044,7 +4032,7 @@
         </w:tc>
         <w:tc>
           <w:tcPr>
-            <w:tcW w:w="433" w:type="pct"/>
+            <w:tcW w:w="558" w:type="pct"/>
             <w:vAlign w:val="center"/>
           </w:tcPr>
           <w:p>
@@ -4052,7 +4040,7 @@
               <w:spacing w:after="0" w:line="240" w:lineRule="auto"/>
               <w:jc w:val="center"/>
               <w:rPr>
-                <w:rFonts w:hint="eastAsia" w:ascii="仿宋" w:hAnsi="仿宋" w:eastAsia="仿宋" w:cs="仿宋"/>
+                <w:rFonts w:hint="default" w:ascii="仿宋" w:hAnsi="仿宋" w:eastAsia="仿宋" w:cs="仿宋"/>
                 <w:bCs/>
                 <w:sz w:val="20"/>
                 <w:szCs w:val="20"/>
@@ -4067,13 +4055,13 @@
                 <w:szCs w:val="20"/>
                 <w:lang w:val="en-US" w:eastAsia="zh-CN"/>
               </w:rPr>
-              <w:t>15</w:t>
+              <w:t>15个工作日</w:t>
             </w:r>
           </w:p>
         </w:tc>
         <w:tc>
           <w:tcPr>
-            <w:tcW w:w="1827" w:type="pct"/>
+            <w:tcW w:w="1782" w:type="pct"/>
           </w:tcPr>
           <w:p>
             <w:pPr>
@@ -4765,7 +4753,7 @@
         </w:tc>
         <w:tc>
           <w:tcPr>
-            <w:tcW w:w="1326" w:type="pct"/>
+            <w:tcW w:w="1327" w:type="pct"/>
           </w:tcPr>
           <w:p>
             <w:pPr>
@@ -5050,7 +5038,7 @@
         </w:tc>
         <w:tc>
           <w:tcPr>
-            <w:tcW w:w="1117" w:type="pct"/>
+            <w:tcW w:w="1036" w:type="pct"/>
             <w:vAlign w:val="center"/>
           </w:tcPr>
           <w:p>
@@ -5077,7 +5065,7 @@
         </w:tc>
         <w:tc>
           <w:tcPr>
-            <w:tcW w:w="433" w:type="pct"/>
+            <w:tcW w:w="558" w:type="pct"/>
             <w:vAlign w:val="center"/>
           </w:tcPr>
           <w:p>
@@ -5107,11 +5095,21 @@
               </w:rPr>
               <w:t>32</w:t>
             </w:r>
+            <w:r>
+              <w:rPr>
+                <w:rFonts w:hint="eastAsia" w:ascii="仿宋" w:hAnsi="仿宋" w:eastAsia="仿宋" w:cs="仿宋"/>
+                <w:bCs/>
+                <w:sz w:val="20"/>
+                <w:szCs w:val="20"/>
+                <w:lang w:val="en-US" w:eastAsia="zh-CN"/>
+              </w:rPr>
+              <w:t>个工作日</w:t>
+            </w:r>
           </w:p>
         </w:tc>
         <w:tc>
           <w:tcPr>
-            <w:tcW w:w="1827" w:type="pct"/>
+            <w:tcW w:w="1782" w:type="pct"/>
             <w:vAlign w:val="top"/>
           </w:tcPr>
           <w:p>
@@ -5541,7 +5539,7 @@
         </w:tc>
         <w:tc>
           <w:tcPr>
-            <w:tcW w:w="1326" w:type="pct"/>
+            <w:tcW w:w="1327" w:type="pct"/>
           </w:tcPr>
           <w:p>
             <w:pPr>
@@ -5677,7 +5675,7 @@
         </w:tc>
         <w:tc>
           <w:tcPr>
-            <w:tcW w:w="1117" w:type="pct"/>
+            <w:tcW w:w="1036" w:type="pct"/>
             <w:vAlign w:val="center"/>
           </w:tcPr>
           <w:p>
@@ -5733,7 +5731,7 @@
         </w:tc>
         <w:tc>
           <w:tcPr>
-            <w:tcW w:w="433" w:type="pct"/>
+            <w:tcW w:w="558" w:type="pct"/>
             <w:vAlign w:val="center"/>
           </w:tcPr>
           <w:p>
@@ -5759,13 +5757,13 @@
                 <w:szCs w:val="20"/>
                 <w:lang w:val="en-US" w:eastAsia="zh-CN"/>
               </w:rPr>
-              <w:t>4</w:t>
+              <w:t>4个工作日</w:t>
             </w:r>
           </w:p>
         </w:tc>
         <w:tc>
           <w:tcPr>
-            <w:tcW w:w="1827" w:type="pct"/>
+            <w:tcW w:w="1782" w:type="pct"/>
           </w:tcPr>
           <w:p>
             <w:pPr>
@@ -6091,7 +6089,7 @@
         </w:tc>
         <w:tc>
           <w:tcPr>
-            <w:tcW w:w="1326" w:type="pct"/>
+            <w:tcW w:w="1327" w:type="pct"/>
           </w:tcPr>
           <w:p>
             <w:pPr>
@@ -6192,7 +6190,7 @@
         </w:tc>
         <w:tc>
           <w:tcPr>
-            <w:tcW w:w="1117" w:type="pct"/>
+            <w:tcW w:w="1036" w:type="pct"/>
             <w:vAlign w:val="center"/>
           </w:tcPr>
           <w:p>
@@ -6222,7 +6220,7 @@
         </w:tc>
         <w:tc>
           <w:tcPr>
-            <w:tcW w:w="433" w:type="pct"/>
+            <w:tcW w:w="558" w:type="pct"/>
             <w:vAlign w:val="center"/>
           </w:tcPr>
           <w:p>
@@ -6248,13 +6246,13 @@
                 <w:szCs w:val="20"/>
                 <w:lang w:val="en-US" w:eastAsia="zh-CN"/>
               </w:rPr>
-              <w:t>29</w:t>
+              <w:t>29个工作日</w:t>
             </w:r>
           </w:p>
         </w:tc>
         <w:tc>
           <w:tcPr>
-            <w:tcW w:w="1827" w:type="pct"/>
+            <w:tcW w:w="1782" w:type="pct"/>
           </w:tcPr>
           <w:p>
             <w:pPr>
@@ -6817,7 +6815,7 @@
         </w:tc>
         <w:tc>
           <w:tcPr>
-            <w:tcW w:w="1326" w:type="pct"/>
+            <w:tcW w:w="1327" w:type="pct"/>
           </w:tcPr>
           <w:p>
             <w:pPr>
@@ -6898,7 +6896,7 @@
         </w:tc>
         <w:tc>
           <w:tcPr>
-            <w:tcW w:w="1117" w:type="pct"/>
+            <w:tcW w:w="1036" w:type="pct"/>
             <w:vAlign w:val="center"/>
           </w:tcPr>
           <w:p>
@@ -6925,7 +6923,7 @@
         </w:tc>
         <w:tc>
           <w:tcPr>
-            <w:tcW w:w="433" w:type="pct"/>
+            <w:tcW w:w="558" w:type="pct"/>
             <w:vAlign w:val="center"/>
           </w:tcPr>
           <w:p>
@@ -6954,13 +6952,13 @@
                 <w:szCs w:val="20"/>
                 <w:lang w:val="en-US" w:eastAsia="zh-CN"/>
               </w:rPr>
-              <w:t>68</w:t>
+              <w:t>68个工作日</w:t>
             </w:r>
           </w:p>
         </w:tc>
         <w:tc>
           <w:tcPr>
-            <w:tcW w:w="1827" w:type="pct"/>
+            <w:tcW w:w="1782" w:type="pct"/>
           </w:tcPr>
           <w:p>
             <w:pPr>
@@ -7363,7 +7361,7 @@
         </w:tc>
         <w:tc>
           <w:tcPr>
-            <w:tcW w:w="1326" w:type="pct"/>
+            <w:tcW w:w="1327" w:type="pct"/>
           </w:tcPr>
           <w:p>
             <w:pPr>
@@ -7603,7 +7601,7 @@
         </w:tc>
         <w:tc>
           <w:tcPr>
-            <w:tcW w:w="1117" w:type="pct"/>
+            <w:tcW w:w="1036" w:type="pct"/>
             <w:vAlign w:val="center"/>
           </w:tcPr>
           <w:p>
@@ -7631,7 +7629,7 @@
         </w:tc>
         <w:tc>
           <w:tcPr>
-            <w:tcW w:w="433" w:type="pct"/>
+            <w:tcW w:w="558" w:type="pct"/>
             <w:vAlign w:val="center"/>
           </w:tcPr>
           <w:p>
@@ -7657,13 +7655,13 @@
                 <w:szCs w:val="20"/>
                 <w:lang w:val="en-US" w:eastAsia="zh-CN"/>
               </w:rPr>
-              <w:t>5</w:t>
+              <w:t>5个工作日</w:t>
             </w:r>
           </w:p>
         </w:tc>
         <w:tc>
           <w:tcPr>
-            <w:tcW w:w="1827" w:type="pct"/>
+            <w:tcW w:w="1782" w:type="pct"/>
           </w:tcPr>
           <w:p>
             <w:pPr>
@@ -7845,7 +7843,7 @@
         </w:tc>
         <w:tc>
           <w:tcPr>
-            <w:tcW w:w="1326" w:type="pct"/>
+            <w:tcW w:w="1327" w:type="pct"/>
           </w:tcPr>
           <w:p>
             <w:pPr>
@@ -7962,7 +7960,7 @@
         </w:tc>
         <w:tc>
           <w:tcPr>
-            <w:tcW w:w="1117" w:type="pct"/>
+            <w:tcW w:w="1036" w:type="pct"/>
             <w:vAlign w:val="center"/>
           </w:tcPr>
           <w:p>
@@ -7992,7 +7990,7 @@
         </w:tc>
         <w:tc>
           <w:tcPr>
-            <w:tcW w:w="433" w:type="pct"/>
+            <w:tcW w:w="558" w:type="pct"/>
             <w:vAlign w:val="center"/>
           </w:tcPr>
           <w:p>
@@ -8018,13 +8016,13 @@
                 <w:szCs w:val="20"/>
                 <w:lang w:val="en-US" w:eastAsia="zh-CN"/>
               </w:rPr>
-              <w:t>10</w:t>
+              <w:t>10个工作日</w:t>
             </w:r>
           </w:p>
         </w:tc>
         <w:tc>
           <w:tcPr>
-            <w:tcW w:w="1827" w:type="pct"/>
+            <w:tcW w:w="1782" w:type="pct"/>
           </w:tcPr>
           <w:p>
             <w:pPr>
@@ -8307,7 +8305,7 @@
         </w:tc>
         <w:tc>
           <w:tcPr>
-            <w:tcW w:w="1326" w:type="pct"/>
+            <w:tcW w:w="1327" w:type="pct"/>
           </w:tcPr>
           <w:p>
             <w:pPr>
@@ -8390,7 +8388,7 @@
         </w:tc>
         <w:tc>
           <w:tcPr>
-            <w:tcW w:w="1117" w:type="pct"/>
+            <w:tcW w:w="1036" w:type="pct"/>
             <w:vAlign w:val="center"/>
           </w:tcPr>
           <w:p>
@@ -8420,7 +8418,7 @@
         </w:tc>
         <w:tc>
           <w:tcPr>
-            <w:tcW w:w="433" w:type="pct"/>
+            <w:tcW w:w="558" w:type="pct"/>
             <w:vAlign w:val="center"/>
           </w:tcPr>
           <w:p>
@@ -8452,13 +8450,13 @@
                 <w:szCs w:val="20"/>
                 <w:lang w:val="en-US" w:eastAsia="zh-CN"/>
               </w:rPr>
-              <w:t>43</w:t>
+              <w:t>43个工作日</w:t>
             </w:r>
           </w:p>
         </w:tc>
         <w:tc>
           <w:tcPr>
-            <w:tcW w:w="1827" w:type="pct"/>
+            <w:tcW w:w="1782" w:type="pct"/>
           </w:tcPr>
           <w:p>
             <w:pPr>
@@ -8701,7 +8699,7 @@
         </w:tc>
         <w:tc>
           <w:tcPr>
-            <w:tcW w:w="1326" w:type="pct"/>
+            <w:tcW w:w="1327" w:type="pct"/>
           </w:tcPr>
           <w:p>
             <w:pPr>
@@ -8794,7 +8792,39 @@
             </w14:solidFill>
           </w14:textFill>
         </w:rPr>
-        <w:t>4.所需材料清单</w:t>
+        <w:t>4.所需</w:t>
+      </w:r>
+      <w:r>
+        <w:rPr>
+          <w:rFonts w:hint="eastAsia" w:ascii="仿宋" w:hAnsi="仿宋" w:eastAsia="仿宋" w:cs="仿宋"/>
+          <w:b/>
+          <w:color w:val="000000" w:themeColor="text1"/>
+          <w:sz w:val="28"/>
+          <w:szCs w:val="28"/>
+          <w:lang w:val="en-US" w:eastAsia="zh-CN"/>
+          <w14:textFill>
+            <w14:solidFill>
+              <w14:schemeClr w14:val="tx1"/>
+            </w14:solidFill>
+          </w14:textFill>
+        </w:rPr>
+        <w:t>资料及信息</w:t>
+      </w:r>
+      <w:r>
+        <w:rPr>
+          <w:rFonts w:hint="eastAsia" w:ascii="仿宋" w:hAnsi="仿宋" w:eastAsia="仿宋" w:cs="仿宋"/>
+          <w:b/>
+          <w:color w:val="000000" w:themeColor="text1"/>
+          <w:sz w:val="28"/>
+          <w:szCs w:val="28"/>
+          <w:lang w:val="en-US"/>
+          <w14:textFill>
+            <w14:solidFill>
+              <w14:schemeClr w14:val="tx1"/>
+            </w14:solidFill>
+          </w14:textFill>
+        </w:rPr>
+        <w:t>清单</w:t>
       </w:r>
     </w:p>
     <w:tbl>
@@ -8866,11 +8896,11 @@
               <w:spacing w:after="0" w:line="240" w:lineRule="auto"/>
               <w:jc w:val="center"/>
               <w:rPr>
-                <w:rFonts w:hint="eastAsia" w:ascii="仿宋" w:hAnsi="仿宋" w:eastAsia="仿宋" w:cs="仿宋"/>
+                <w:rFonts w:hint="default" w:ascii="仿宋" w:hAnsi="仿宋" w:eastAsia="仿宋" w:cs="仿宋"/>
                 <w:b/>
                 <w:sz w:val="20"/>
                 <w:szCs w:val="20"/>
-                <w:lang w:val="en-US"/>
+                <w:lang w:val="en-US" w:eastAsia="zh-CN"/>
               </w:rPr>
             </w:pPr>
             <w:r>
@@ -8879,9 +8909,9 @@
                 <w:b/>
                 <w:sz w:val="20"/>
                 <w:szCs w:val="20"/>
-                <w:lang w:val="en-US"/>
-              </w:rPr>
-              <w:t>项目</w:t>
+                <w:lang w:val="en-US" w:eastAsia="zh-CN"/>
+              </w:rPr>
+              <w:t>服务内容</w:t>
             </w:r>
           </w:p>
         </w:tc>
@@ -8897,12 +8927,12 @@
               <w:ind w:left="-76"/>
               <w:jc w:val="center"/>
               <w:rPr>
-                <w:rFonts w:hint="eastAsia" w:ascii="仿宋" w:hAnsi="仿宋" w:eastAsia="仿宋" w:cs="仿宋"/>
+                <w:rFonts w:hint="default" w:ascii="仿宋" w:hAnsi="仿宋" w:eastAsia="仿宋" w:cs="仿宋"/>
                 <w:b/>
                 <w:color w:val="000000" w:themeColor="text1"/>
                 <w:sz w:val="20"/>
                 <w:szCs w:val="20"/>
-                <w:lang w:val="en-US"/>
+                <w:lang w:val="en-US" w:eastAsia="zh-CN"/>
                 <w14:textFill>
                   <w14:solidFill>
                     <w14:schemeClr w14:val="tx1"/>
@@ -8924,7 +8954,23 @@
                   </w14:solidFill>
                 </w14:textFill>
               </w:rPr>
-              <w:t>所需材料</w:t>
+              <w:t>所需</w:t>
+            </w:r>
+            <w:r>
+              <w:rPr>
+                <w:rFonts w:hint="eastAsia" w:ascii="仿宋" w:hAnsi="仿宋" w:eastAsia="仿宋" w:cs="仿宋"/>
+                <w:b/>
+                <w:color w:val="000000" w:themeColor="text1"/>
+                <w:sz w:val="20"/>
+                <w:szCs w:val="20"/>
+                <w:lang w:val="en-US" w:eastAsia="zh-CN"/>
+                <w14:textFill>
+                  <w14:solidFill>
+                    <w14:schemeClr w14:val="tx1"/>
+                  </w14:solidFill>
+                </w14:textFill>
+              </w:rPr>
+              <w:t>资料及信息</w:t>
             </w:r>
           </w:p>
         </w:tc>
@@ -13534,7 +13580,137 @@
           <w:szCs w:val="20"/>
           <w:lang w:val="en-US"/>
         </w:rPr>
-        <w:t>客户必须提供办理服务所需材料，如因材料不足或材料提供不及时耽误了办理进度，所产生的额外费用则由客户承担。</w:t>
+        <w:t>以上办理时间为收集齐所需资料及信息开始的官方办理时间，法定节假日及办证政府机构休息日不算入办理时间。</w:t>
+      </w:r>
+    </w:p>
+    <w:p>
+      <w:pPr>
+        <w:numPr>
+          <w:ilvl w:val="0"/>
+          <w:numId w:val="3"/>
+        </w:numPr>
+        <w:spacing w:after="0" w:line="240" w:lineRule="auto"/>
+        <w:rPr>
+          <w:rFonts w:hint="eastAsia" w:ascii="仿宋" w:hAnsi="仿宋" w:eastAsia="仿宋" w:cs="仿宋"/>
+          <w:color w:val="000000"/>
+          <w:sz w:val="20"/>
+          <w:szCs w:val="20"/>
+          <w:lang w:val="en-US"/>
+        </w:rPr>
+      </w:pPr>
+      <w:r>
+        <w:rPr>
+          <w:rFonts w:hint="eastAsia" w:ascii="仿宋" w:hAnsi="仿宋" w:eastAsia="仿宋" w:cs="仿宋"/>
+          <w:color w:val="000000"/>
+          <w:sz w:val="20"/>
+          <w:szCs w:val="20"/>
+          <w:lang w:val="en-US"/>
+        </w:rPr>
+        <w:t>甲方必须提供办理服务所需资料及信息，如因资料及信息不足或提供不及时耽误了办理进度，则所产生的额外费用由甲方承担。</w:t>
+      </w:r>
+    </w:p>
+    <w:p>
+      <w:pPr>
+        <w:numPr>
+          <w:ilvl w:val="0"/>
+          <w:numId w:val="3"/>
+        </w:numPr>
+        <w:spacing w:after="0" w:line="240" w:lineRule="auto"/>
+        <w:rPr>
+          <w:rFonts w:hint="eastAsia" w:ascii="仿宋" w:hAnsi="仿宋" w:eastAsia="仿宋" w:cs="仿宋"/>
+          <w:color w:val="000000"/>
+          <w:sz w:val="20"/>
+          <w:szCs w:val="20"/>
+          <w:lang w:val="en-US"/>
+        </w:rPr>
+      </w:pPr>
+      <w:r>
+        <w:rPr>
+          <w:rFonts w:hint="eastAsia" w:ascii="仿宋" w:hAnsi="仿宋" w:eastAsia="仿宋" w:cs="仿宋"/>
+          <w:color w:val="000000"/>
+          <w:sz w:val="20"/>
+          <w:szCs w:val="20"/>
+          <w:lang w:val="en-US"/>
+        </w:rPr>
+        <w:t>以上服务价格和办理时间按照甲方提供的信息及资料进行评估，如发生变化，则根据最新信息及资料进行价格和时间调整。</w:t>
+      </w:r>
+    </w:p>
+    <w:p>
+      <w:pPr>
+        <w:numPr>
+          <w:ilvl w:val="0"/>
+          <w:numId w:val="3"/>
+        </w:numPr>
+        <w:spacing w:after="0" w:line="240" w:lineRule="auto"/>
+        <w:rPr>
+          <w:rFonts w:hint="eastAsia" w:ascii="仿宋" w:hAnsi="仿宋" w:eastAsia="仿宋" w:cs="仿宋"/>
+          <w:color w:val="000000"/>
+          <w:sz w:val="20"/>
+          <w:szCs w:val="20"/>
+          <w:lang w:val="en-US"/>
+        </w:rPr>
+      </w:pPr>
+      <w:r>
+        <w:rPr>
+          <w:rFonts w:hint="eastAsia" w:ascii="仿宋" w:hAnsi="仿宋" w:eastAsia="仿宋" w:cs="仿宋"/>
+          <w:color w:val="000000"/>
+          <w:sz w:val="20"/>
+          <w:szCs w:val="20"/>
+          <w:lang w:val="en-US"/>
+        </w:rPr>
+        <w:t>未列入本报价单或不属于本报价单服务范围内的服务，将另行报价。</w:t>
+      </w:r>
+    </w:p>
+    <w:p>
+      <w:pPr>
+        <w:numPr>
+          <w:ilvl w:val="0"/>
+          <w:numId w:val="3"/>
+        </w:numPr>
+        <w:spacing w:after="0" w:line="240" w:lineRule="auto"/>
+        <w:rPr>
+          <w:rFonts w:hint="eastAsia" w:ascii="仿宋" w:hAnsi="仿宋" w:eastAsia="仿宋" w:cs="仿宋"/>
+          <w:color w:val="000000"/>
+          <w:sz w:val="20"/>
+          <w:szCs w:val="20"/>
+          <w:lang w:val="en-US"/>
+        </w:rPr>
+      </w:pPr>
+      <w:r>
+        <w:rPr>
+          <w:rFonts w:hint="eastAsia" w:ascii="仿宋" w:hAnsi="仿宋" w:eastAsia="仿宋" w:cs="仿宋"/>
+          <w:color w:val="000000"/>
+          <w:sz w:val="20"/>
+          <w:szCs w:val="20"/>
+          <w:lang w:val="en-US"/>
+        </w:rPr>
+        <w:t>本报价单中所列“（如需）”服务，须在办理过程中根据甲方实际需求及情况重新评估，最终服务价格、数量及办理时间以评估结果为准。</w:t>
+      </w:r>
+    </w:p>
+    <w:p>
+      <w:pPr>
+        <w:numPr>
+          <w:ilvl w:val="0"/>
+          <w:numId w:val="3"/>
+        </w:numPr>
+        <w:spacing w:after="0" w:line="240" w:lineRule="auto"/>
+        <w:rPr>
+          <w:rFonts w:hint="eastAsia" w:ascii="仿宋" w:hAnsi="仿宋" w:eastAsia="仿宋" w:cs="仿宋"/>
+          <w:color w:val="000000"/>
+          <w:sz w:val="20"/>
+          <w:szCs w:val="20"/>
+          <w:lang w:val="en-US"/>
+        </w:rPr>
+      </w:pPr>
+      <w:r>
+        <w:rPr>
+          <w:rFonts w:hint="eastAsia" w:ascii="仿宋" w:hAnsi="仿宋" w:eastAsia="仿宋" w:cs="仿宋"/>
+          <w:color w:val="000000"/>
+          <w:sz w:val="20"/>
+          <w:szCs w:val="20"/>
+          <w:lang w:val="en-US"/>
+        </w:rPr>
+        <w:t>如果印尼法规发生变化，乙方有权调整价格及办理时间。</w:t>
       </w:r>
     </w:p>
     <w:p>
@@ -13971,8 +14147,6 @@
               </w:rPr>
               <w:t>PT SHAN HAI MAP</w:t>
             </w:r>
-            <w:bookmarkStart w:id="0" w:name="_GoBack"/>
-            <w:bookmarkEnd w:id="0"/>
           </w:p>
         </w:tc>
         <w:tc>

--- a/quotation-generator/assets/报价单模板-雅加达公司.docx
+++ b/quotation-generator/assets/报价单模板-雅加达公司.docx
@@ -53,7 +53,9 @@
         </w:rPr>
         <w:t>：Zhang Sansan</w:t>
       </w:r>
+      <w:bookmarkStart w:id="0" w:name="_GoBack"/>
     </w:p>
+    <w:bookmarkEnd w:id="0"/>
     <w:p>
       <w:pPr>
         <w:spacing w:after="0" w:line="240" w:lineRule="auto"/>
@@ -3176,8 +3178,6 @@
           <w:lang w:val="zh-CN"/>
         </w:rPr>
       </w:pPr>
-      <w:bookmarkStart w:id="0" w:name="_GoBack"/>
-      <w:bookmarkEnd w:id="0"/>
       <w:r>
         <w:rPr>
           <w:rFonts w:hint="eastAsia" w:ascii="仿宋" w:hAnsi="仿宋" w:eastAsia="仿宋" w:cs="仿宋"/>
@@ -13710,7 +13710,29 @@
           <w:szCs w:val="20"/>
           <w:lang w:val="en-US"/>
         </w:rPr>
-        <w:t>如果印尼法规发生变化，乙方有权调整价格及办理时间。</w:t>
+        <w:t>如果</w:t>
+      </w:r>
+      <w:r>
+        <w:rPr>
+          <w:rFonts w:hint="eastAsia" w:ascii="仿宋" w:hAnsi="仿宋" w:eastAsia="仿宋" w:cs="仿宋"/>
+          <w:b w:val="0"/>
+          <w:bCs w:val="0"/>
+          <w:color w:val="000000"/>
+          <w:sz w:val="20"/>
+          <w:szCs w:val="20"/>
+          <w:lang w:val="en-US" w:eastAsia="zh-CN"/>
+        </w:rPr>
+        <w:t>当地</w:t>
+      </w:r>
+      <w:r>
+        <w:rPr>
+          <w:rFonts w:hint="eastAsia" w:ascii="仿宋" w:hAnsi="仿宋" w:eastAsia="仿宋" w:cs="仿宋"/>
+          <w:color w:val="000000"/>
+          <w:sz w:val="20"/>
+          <w:szCs w:val="20"/>
+          <w:lang w:val="en-US"/>
+        </w:rPr>
+        <w:t>法规发生变化，乙方有权调整价格及办理时间。</w:t>
       </w:r>
     </w:p>
     <w:p>
@@ -13736,7 +13758,7 @@
           <w:szCs w:val="20"/>
           <w:lang w:val="en-US"/>
         </w:rPr>
-        <w:t>所有款项汇到山海图指定的银行账户，银行账户信息如下 :</w:t>
+        <w:t>所有款项汇到指定的银行账户，银行账户信息如下 :</w:t>
       </w:r>
     </w:p>
     <w:p>
@@ -13979,9 +14001,39 @@
           <w:color w:val="000000"/>
           <w:sz w:val="20"/>
           <w:szCs w:val="20"/>
+          <w:lang w:val="en-US" w:eastAsia="zh-CN"/>
+        </w:rPr>
+        <w:t>本公司</w:t>
+      </w:r>
+      <w:r>
+        <w:rPr>
+          <w:rFonts w:hint="eastAsia" w:ascii="仿宋" w:hAnsi="仿宋" w:eastAsia="仿宋" w:cs="仿宋"/>
+          <w:color w:val="000000"/>
+          <w:sz w:val="20"/>
+          <w:szCs w:val="20"/>
           <w:lang w:val="en-US"/>
         </w:rPr>
-        <w:t>山海图应对客户提供的纸板或电子版的证件、资料负有妥善保管和保密义务，不得将上述秘密泄露给任何第三方或用于其他用途。</w:t>
+        <w:t>对客户提供的</w:t>
+      </w:r>
+      <w:r>
+        <w:rPr>
+          <w:rFonts w:hint="eastAsia" w:ascii="仿宋" w:hAnsi="仿宋" w:eastAsia="仿宋" w:cs="仿宋"/>
+          <w:color w:val="000000"/>
+          <w:sz w:val="20"/>
+          <w:szCs w:val="20"/>
+          <w:lang w:val="en-US" w:eastAsia="zh-CN"/>
+        </w:rPr>
+        <w:t>纸质</w:t>
+      </w:r>
+      <w:r>
+        <w:rPr>
+          <w:rFonts w:hint="eastAsia" w:ascii="仿宋" w:hAnsi="仿宋" w:eastAsia="仿宋" w:cs="仿宋"/>
+          <w:color w:val="000000"/>
+          <w:sz w:val="20"/>
+          <w:szCs w:val="20"/>
+          <w:lang w:val="en-US"/>
+        </w:rPr>
+        <w:t>或电子版的证件、资料负有妥善保管和保密义务，不得将上述秘密泄露给任何第三方或用于其他用途。</w:t>
       </w:r>
     </w:p>
     <w:p>
@@ -14420,7 +14472,7 @@
 </file>
 
 <file path=word/header1.xml><?xml version="1.0" encoding="utf-8"?>
-<w:hdr xmlns:wpc="http://schemas.microsoft.com/office/word/2010/wordprocessingCanvas" xmlns:mc="http://schemas.openxmlformats.org/markup-compatibility/2006" xmlns:o="urn:schemas-microsoft-com:office:office" xmlns:r="http://schemas.openxmlformats.org/officeDocument/2006/relationships" xmlns:m="http://schemas.openxmlformats.org/officeDocument/2006/math" xmlns:v="urn:schemas-microsoft-com:vml" xmlns:wp14="http://schemas.microsoft.com/office/word/2010/wordprocessingDrawing" xmlns:wp="http://schemas.openxmlformats.org/drawingml/2006/wordprocessingDrawing" xmlns:w10="urn:schemas-microsoft-com:office:word" xmlns:w="http://schemas.openxmlformats.org/wordprocessingml/2006/main" xmlns:w14="http://schemas.microsoft.com/office/word/2010/wordml" xmlns:w15="http://schemas.microsoft.com/office/word/2012/wordml" xmlns:wpg="http://schemas.microsoft.com/office/word/2010/wordprocessingGroup" xmlns:wpi="http://schemas.microsoft.com/office/word/2010/wordprocessingInk" xmlns:wne="http://schemas.microsoft.com/office/word/2006/wordml" xmlns:wps="http://schemas.microsoft.com/office/word/2010/wordprocessingShape" xmlns:wpsCustomData="http://www.wps.cn/officeDocument/2013/wpsCustomData" mc:Ignorable="w14 w15 wp14">
+<w:hdr xmlns:a="http://schemas.openxmlformats.org/drawingml/2006/main" xmlns:mc="http://schemas.openxmlformats.org/markup-compatibility/2006" xmlns:ns5="http://schemas.openxmlformats.org/drawingml/2006/picture" xmlns:r="http://schemas.openxmlformats.org/officeDocument/2006/relationships" xmlns:w="http://schemas.openxmlformats.org/wordprocessingml/2006/main" xmlns:w14="http://schemas.microsoft.com/office/word/2010/wordml" xmlns:wp="http://schemas.openxmlformats.org/drawingml/2006/wordprocessingDrawing" xmlns:wps="http://schemas.microsoft.com/office/word/2010/wordprocessingShape" mc:Ignorable="w14 w15 wp14">
   <w:p>
     <w:pPr>
       <w:pStyle w:val="5"/>
@@ -14443,8 +14495,8 @@
         <w:rFonts w:hint="default" w:ascii="Arial" w:hAnsi="Arial" w:cs="Arial"/>
         <w:b w:val="0"/>
         <w:color w:val="0039C2"/>
-        <w:sz w:val="52"/>
-        <w:szCs w:val="52"/>
+        <w:sz w:val="44"/>
+        <w:szCs w:val="44"/>
         <w:lang w:eastAsia="zh-CN"/>
       </w:rPr>
       <w:drawing>
@@ -14469,24 +14521,24 @@
           </wp:wrapThrough>
           <wp:docPr id="6" name="Picture 6" descr="Logo Baru SHM 2021"/>
           <wp:cNvGraphicFramePr>
-            <a:graphicFrameLocks xmlns:a="http://schemas.openxmlformats.org/drawingml/2006/main" noChangeAspect="1"/>
+            <a:graphicFrameLocks noChangeAspect="1"/>
           </wp:cNvGraphicFramePr>
-          <a:graphic xmlns:a="http://schemas.openxmlformats.org/drawingml/2006/main">
+          <a:graphic>
             <a:graphicData uri="http://schemas.openxmlformats.org/drawingml/2006/picture">
-              <pic:pic xmlns:pic="http://schemas.openxmlformats.org/drawingml/2006/picture">
-                <pic:nvPicPr>
-                  <pic:cNvPr id="6" name="Picture 6" descr="Logo Baru SHM 2021"/>
-                  <pic:cNvPicPr>
+              <ns5:pic>
+                <ns5:nvPicPr>
+                  <ns5:cNvPr id="6" name="Picture 6" descr="Logo Baru SHM 2021"/>
+                  <ns5:cNvPicPr>
                     <a:picLocks noChangeAspect="1"/>
-                  </pic:cNvPicPr>
-                </pic:nvPicPr>
-                <pic:blipFill>
+                  </ns5:cNvPicPr>
+                </ns5:nvPicPr>
+                <ns5:blipFill>
                   <a:blip r:embed="rId1"/>
                   <a:stretch>
                     <a:fillRect/>
                   </a:stretch>
-                </pic:blipFill>
-                <pic:spPr>
+                </ns5:blipFill>
+                <ns5:spPr>
                   <a:xfrm>
                     <a:off x="0" y="0"/>
                     <a:ext cx="682625" cy="791845"/>
@@ -14494,8 +14546,8 @@
                   <a:prstGeom prst="rect">
                     <a:avLst/>
                   </a:prstGeom>
-                </pic:spPr>
-              </pic:pic>
+                </ns5:spPr>
+              </ns5:pic>
             </a:graphicData>
           </a:graphic>
         </wp:anchor>
@@ -14507,8 +14559,8 @@
         <w:b w:val="0"/>
         <w:bCs/>
         <w:color w:val="0039C2"/>
-        <w:sz w:val="52"/>
-        <w:szCs w:val="52"/>
+        <w:sz w:val="44"/>
+        <w:szCs w:val="44"/>
         <w:shd w:val="clear" w:color="auto" w:fill="FFFFFF"/>
         <w:lang w:val="en-US" w:eastAsia="zh-CN"/>
       </w:rPr>
@@ -14523,8 +14575,8 @@
         <w:rFonts w:hint="default" w:ascii="Arial" w:hAnsi="Arial" w:eastAsia="微软雅黑" w:cs="Arial"/>
         <w:b w:val="0"/>
         <w:bCs/>
-        <w:sz w:val="15"/>
-        <w:szCs w:val="15"/>
+        <w:sz w:val="16"/>
+        <w:szCs w:val="16"/>
         <w:lang w:val="de-DE" w:eastAsia="zh-CN"/>
       </w:rPr>
     </w:pPr>
@@ -14533,8 +14585,8 @@
         <w:rFonts w:hint="default" w:ascii="Arial" w:hAnsi="Arial" w:eastAsia="微软雅黑" w:cs="Arial"/>
         <w:b w:val="0"/>
         <w:bCs/>
-        <w:sz w:val="15"/>
-        <w:szCs w:val="15"/>
+        <w:sz w:val="16"/>
+        <w:szCs w:val="16"/>
         <w:lang w:val="de-DE" w:eastAsia="zh-CN"/>
       </w:rPr>
       <w:t>OFFICE TOWER 3</w:t>
@@ -14544,8 +14596,8 @@
         <w:rFonts w:hint="default" w:ascii="Arial" w:hAnsi="Arial" w:eastAsia="微软雅黑" w:cs="Arial"/>
         <w:b w:val="0"/>
         <w:bCs/>
-        <w:sz w:val="15"/>
-        <w:szCs w:val="15"/>
+        <w:sz w:val="16"/>
+        <w:szCs w:val="16"/>
         <w:lang w:val="en-US" w:eastAsia="zh-CN"/>
       </w:rPr>
       <w:t xml:space="preserve"> </w:t>
@@ -14555,8 +14607,8 @@
         <w:rFonts w:hint="default" w:ascii="Arial" w:hAnsi="Arial" w:eastAsia="微软雅黑" w:cs="Arial"/>
         <w:b w:val="0"/>
         <w:bCs/>
-        <w:sz w:val="15"/>
-        <w:szCs w:val="15"/>
+        <w:sz w:val="16"/>
+        <w:szCs w:val="16"/>
         <w:lang w:val="de-DE" w:eastAsia="zh-CN"/>
       </w:rPr>
       <w:t>CIPUTRA INTERNATIONAL LT.5</w:t>
@@ -14570,8 +14622,8 @@
         <w:rFonts w:hint="eastAsia" w:ascii="微软雅黑" w:hAnsi="微软雅黑" w:eastAsia="微软雅黑" w:cs="Calibri"/>
         <w:b/>
         <w:bCs/>
-        <w:sz w:val="15"/>
-        <w:szCs w:val="15"/>
+        <w:sz w:val="16"/>
+        <w:szCs w:val="16"/>
         <w:lang w:val="de-DE" w:eastAsia="zh-CN"/>
       </w:rPr>
     </w:pPr>
@@ -14580,19 +14632,19 @@
         <w:rFonts w:hint="default" w:ascii="Arial" w:hAnsi="Arial" w:eastAsia="微软雅黑" w:cs="Arial"/>
         <w:b w:val="0"/>
         <w:bCs/>
-        <w:sz w:val="15"/>
-        <w:szCs w:val="15"/>
+        <w:sz w:val="16"/>
+        <w:szCs w:val="16"/>
         <w:lang w:val="de-DE" w:eastAsia="zh-CN"/>
       </w:rPr>
-      <w:t xml:space="preserve">JL. LINGKAR LUAR BARAT BLOK A NO.1JAKARTA BARAT </w:t>
+      <w:t xml:space="preserve">JL. LINGKAR LUAR BARAT BLOK A NO.1 JAKARTA BARAT </w:t>
     </w:r>
     <w:r>
       <w:rPr>
         <w:rFonts w:hint="default" w:ascii="Arial" w:hAnsi="Arial" w:eastAsia="微软雅黑" w:cs="Arial"/>
         <w:b w:val="0"/>
         <w:bCs/>
-        <w:sz w:val="15"/>
-        <w:szCs w:val="15"/>
+        <w:sz w:val="16"/>
+        <w:szCs w:val="16"/>
         <w:lang w:val="en-US" w:eastAsia="zh-CN"/>
       </w:rPr>
       <w:t>11</w:t>
@@ -14602,8 +14654,8 @@
         <w:rFonts w:hint="default" w:ascii="Arial" w:hAnsi="Arial" w:eastAsia="微软雅黑" w:cs="Arial"/>
         <w:b w:val="0"/>
         <w:bCs/>
-        <w:sz w:val="15"/>
-        <w:szCs w:val="15"/>
+        <w:sz w:val="16"/>
+        <w:szCs w:val="16"/>
         <w:lang w:val="de-DE" w:eastAsia="zh-CN"/>
       </w:rPr>
       <w:t>74</w:t>
@@ -14613,8 +14665,8 @@
         <w:rFonts w:hint="default" w:ascii="Arial" w:hAnsi="Arial" w:eastAsia="微软雅黑" w:cs="Arial"/>
         <w:b w:val="0"/>
         <w:bCs/>
-        <w:sz w:val="15"/>
-        <w:szCs w:val="15"/>
+        <w:sz w:val="16"/>
+        <w:szCs w:val="16"/>
         <w:lang w:val="en-US" w:eastAsia="zh-CN"/>
       </w:rPr>
       <w:t>0</w:t>
@@ -14631,70 +14683,6 @@
         <w:lang w:val="de-DE" w:eastAsia="zh-CN"/>
       </w:rPr>
     </w:pPr>
-    <w:r>
-      <w:rPr>
-        <w:rFonts w:hint="default" w:ascii="Arial" w:hAnsi="Arial" w:cs="Arial" w:eastAsiaTheme="minorEastAsia"/>
-        <w:b w:val="0"/>
-        <w:bCs w:val="0"/>
-        <w:lang w:eastAsia="zh-CN"/>
-      </w:rPr>
-      <mc:AlternateContent>
-        <mc:Choice Requires="wps">
-          <w:drawing>
-            <wp:anchor distT="0" distB="0" distL="114300" distR="114300" simplePos="0" relativeHeight="251660288" behindDoc="0" locked="0" layoutInCell="1" allowOverlap="1">
-              <wp:simplePos x="0" y="0"/>
-              <wp:positionH relativeFrom="column">
-                <wp:posOffset>-259080</wp:posOffset>
-              </wp:positionH>
-              <wp:positionV relativeFrom="paragraph">
-                <wp:posOffset>254635</wp:posOffset>
-              </wp:positionV>
-              <wp:extent cx="6405245" cy="0"/>
-              <wp:effectExtent l="0" t="19050" r="0" b="19050"/>
-              <wp:wrapNone/>
-              <wp:docPr id="4" name="直接连接符 4"/>
-              <wp:cNvGraphicFramePr/>
-              <a:graphic xmlns:a="http://schemas.openxmlformats.org/drawingml/2006/main">
-                <a:graphicData uri="http://schemas.microsoft.com/office/word/2010/wordprocessingShape">
-                  <wps:wsp>
-                    <wps:cNvCnPr/>
-                    <wps:spPr>
-                      <a:xfrm>
-                        <a:off x="0" y="0"/>
-                        <a:ext cx="6404997" cy="0"/>
-                      </a:xfrm>
-                      <a:prstGeom prst="line">
-                        <a:avLst/>
-                      </a:prstGeom>
-                      <a:noFill/>
-                      <a:ln w="38100" cap="flat" cmpd="sng" algn="ctr">
-                        <a:solidFill>
-                          <a:srgbClr val="0039C2"/>
-                        </a:solidFill>
-                        <a:prstDash val="solid"/>
-                        <a:miter lim="800000"/>
-                      </a:ln>
-                      <a:effectLst/>
-                    </wps:spPr>
-                    <wps:bodyPr upright="0"/>
-                  </wps:wsp>
-                </a:graphicData>
-              </a:graphic>
-            </wp:anchor>
-          </w:drawing>
-        </mc:Choice>
-        <mc:Fallback>
-          <w:pict>
-            <v:line id="_x0000_s1026" o:spid="_x0000_s1026" o:spt="20" style="position:absolute;left:0pt;margin-left:-20.4pt;margin-top:20.05pt;height:0pt;width:504.35pt;z-index:251660288;mso-width-relative:page;mso-height-relative:page;" filled="f" stroked="t" coordsize="21600,21600" o:gfxdata="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">
-              <v:fill on="f" focussize="0,0"/>
-              <v:stroke weight="3pt" color="#0039C2" miterlimit="8" joinstyle="miter"/>
-              <v:imagedata o:title=""/>
-              <o:lock v:ext="edit" aspectratio="f"/>
-            </v:line>
-          </w:pict>
-        </mc:Fallback>
-      </mc:AlternateContent>
-    </w:r>
     <w:r>
       <w:rPr>
         <w:rFonts w:hint="default" w:ascii="Arial" w:hAnsi="Arial" w:cs="Arial"/>
@@ -14754,23 +14742,50 @@
         <w:lang w:val="de-DE" w:eastAsia="zh-CN"/>
       </w:rPr>
     </w:pPr>
-  </w:p>
-  <w:p>
-    <w:pPr>
-      <w:pStyle w:val="5"/>
-      <w:tabs>
-        <w:tab w:val="right" w:pos="10260"/>
-      </w:tabs>
-      <w:spacing w:line="276" w:lineRule="auto"/>
-      <w:ind w:left="1276" w:right="-279"/>
-      <w:jc w:val="center"/>
-      <w:rPr>
-        <w:rFonts w:ascii="Arial" w:hAnsi="Arial" w:cs="Arial" w:eastAsiaTheme="minorEastAsia"/>
-        <w:b/>
-        <w:bCs/>
-        <w:lang w:val="de-DE" w:eastAsia="zh-CN"/>
-      </w:rPr>
-    </w:pPr>
+    <w:r>
+      <w:drawing>
+        <wp:anchor distT="0" distB="0" distL="114300" distR="114300" simplePos="0" relativeHeight="251660288" behindDoc="0" locked="0" layoutInCell="1" allowOverlap="1">
+          <wp:simplePos x="0" y="0"/>
+          <wp:positionH relativeFrom="column">
+            <wp:posOffset>-259080</wp:posOffset>
+          </wp:positionH>
+          <wp:positionV relativeFrom="paragraph">
+            <wp:posOffset>38735</wp:posOffset>
+          </wp:positionV>
+          <wp:extent cx="6405245" cy="0"/>
+          <wp:effectExtent l="0" t="19050" r="0" b="19050"/>
+          <wp:wrapNone/>
+          <wp:docPr id="4" name="直接连接符 4"/>
+          <wp:cNvGraphicFramePr/>
+          <a:graphic>
+            <a:graphicData uri="http://schemas.microsoft.com/office/word/2010/wordprocessingShape">
+              <wps:wsp>
+                <wps:cNvCnPr/>
+                <wps:spPr>
+                  <a:xfrm>
+                    <a:off x="0" y="0"/>
+                    <a:ext cx="6404997" cy="0"/>
+                  </a:xfrm>
+                  <a:prstGeom prst="line">
+                    <a:avLst/>
+                  </a:prstGeom>
+                  <a:noFill/>
+                  <a:ln w="38100" cap="flat" cmpd="sng" algn="ctr">
+                    <a:solidFill>
+                      <a:srgbClr val="0039C2"/>
+                    </a:solidFill>
+                    <a:prstDash val="solid"/>
+                    <a:miter lim="800000"/>
+                  </a:ln>
+                  <a:effectLst/>
+                </wps:spPr>
+                <wps:bodyPr upright="0"/>
+              </wps:wsp>
+            </a:graphicData>
+          </a:graphic>
+        </wp:anchor>
+      </w:drawing>
+    </w:r>
   </w:p>
 </w:hdr>
 </file>

--- a/quotation-generator/assets/报价单模板-雅加达公司.docx
+++ b/quotation-generator/assets/报价单模板-雅加达公司.docx
@@ -14492,69 +14492,6 @@
     </w:pPr>
     <w:r>
       <w:rPr>
-        <w:rFonts w:hint="default" w:ascii="Arial" w:hAnsi="Arial" w:cs="Arial"/>
-        <w:b w:val="0"/>
-        <w:color w:val="0039C2"/>
-        <w:sz w:val="44"/>
-        <w:szCs w:val="44"/>
-        <w:lang w:eastAsia="zh-CN"/>
-      </w:rPr>
-      <w:drawing>
-        <wp:anchor distT="0" distB="0" distL="114300" distR="114300" simplePos="0" relativeHeight="251661312" behindDoc="1" locked="0" layoutInCell="1" allowOverlap="1">
-          <wp:simplePos x="0" y="0"/>
-          <wp:positionH relativeFrom="column">
-            <wp:posOffset>32385</wp:posOffset>
-          </wp:positionH>
-          <wp:positionV relativeFrom="paragraph">
-            <wp:posOffset>-13335</wp:posOffset>
-          </wp:positionV>
-          <wp:extent cx="682625" cy="791845"/>
-          <wp:effectExtent l="0" t="0" r="53975" b="46355"/>
-          <wp:wrapThrough wrapText="bothSides">
-            <wp:wrapPolygon>
-              <wp:start x="0" y="0"/>
-              <wp:lineTo x="0" y="20786"/>
-              <wp:lineTo x="20897" y="20786"/>
-              <wp:lineTo x="20897" y="0"/>
-              <wp:lineTo x="0" y="0"/>
-            </wp:wrapPolygon>
-          </wp:wrapThrough>
-          <wp:docPr id="6" name="Picture 6" descr="Logo Baru SHM 2021"/>
-          <wp:cNvGraphicFramePr>
-            <a:graphicFrameLocks noChangeAspect="1"/>
-          </wp:cNvGraphicFramePr>
-          <a:graphic>
-            <a:graphicData uri="http://schemas.openxmlformats.org/drawingml/2006/picture">
-              <ns5:pic>
-                <ns5:nvPicPr>
-                  <ns5:cNvPr id="6" name="Picture 6" descr="Logo Baru SHM 2021"/>
-                  <ns5:cNvPicPr>
-                    <a:picLocks noChangeAspect="1"/>
-                  </ns5:cNvPicPr>
-                </ns5:nvPicPr>
-                <ns5:blipFill>
-                  <a:blip r:embed="rId1"/>
-                  <a:stretch>
-                    <a:fillRect/>
-                  </a:stretch>
-                </ns5:blipFill>
-                <ns5:spPr>
-                  <a:xfrm>
-                    <a:off x="0" y="0"/>
-                    <a:ext cx="682625" cy="791845"/>
-                  </a:xfrm>
-                  <a:prstGeom prst="rect">
-                    <a:avLst/>
-                  </a:prstGeom>
-                </ns5:spPr>
-              </ns5:pic>
-            </a:graphicData>
-          </a:graphic>
-        </wp:anchor>
-      </w:drawing>
-    </w:r>
-    <w:r>
-      <w:rPr>
         <w:rFonts w:hint="default" w:ascii="Arial" w:hAnsi="Arial" w:eastAsia="微软雅黑" w:cs="Arial"/>
         <w:b w:val="0"/>
         <w:bCs/>
@@ -14742,6 +14679,61 @@
         <w:lang w:val="de-DE" w:eastAsia="zh-CN"/>
       </w:rPr>
     </w:pPr>
+    <w:r>
+      <w:drawing>
+        <wp:anchor distT="0" distB="0" distL="114300" distR="114300" simplePos="0" relativeHeight="251661312" behindDoc="1" locked="0" layoutInCell="1" allowOverlap="1">
+          <wp:simplePos x="0" y="0"/>
+          <wp:positionH relativeFrom="column">
+            <wp:posOffset>32385</wp:posOffset>
+          </wp:positionH>
+          <wp:positionV relativeFrom="paragraph">
+            <wp:posOffset>-880110</wp:posOffset>
+          </wp:positionV>
+          <wp:extent cx="682625" cy="791845"/>
+          <wp:effectExtent l="0" t="0" r="53975" b="46355"/>
+          <wp:wrapThrough wrapText="bothSides">
+            <wp:wrapPolygon>
+              <wp:start x="0" y="0"/>
+              <wp:lineTo x="0" y="20786"/>
+              <wp:lineTo x="20897" y="20786"/>
+              <wp:lineTo x="20897" y="0"/>
+              <wp:lineTo x="0" y="0"/>
+            </wp:wrapPolygon>
+          </wp:wrapThrough>
+          <wp:docPr id="6" name="Picture 6" descr="Logo Baru SHM 2021"/>
+          <wp:cNvGraphicFramePr>
+            <a:graphicFrameLocks noChangeAspect="1"/>
+          </wp:cNvGraphicFramePr>
+          <a:graphic>
+            <a:graphicData uri="http://schemas.openxmlformats.org/drawingml/2006/picture">
+              <ns5:pic>
+                <ns5:nvPicPr>
+                  <ns5:cNvPr id="6" name="Picture 6" descr="Logo Baru SHM 2021"/>
+                  <ns5:cNvPicPr>
+                    <a:picLocks noChangeAspect="1"/>
+                  </ns5:cNvPicPr>
+                </ns5:nvPicPr>
+                <ns5:blipFill>
+                  <a:blip r:embed="rId1"/>
+                  <a:stretch>
+                    <a:fillRect/>
+                  </a:stretch>
+                </ns5:blipFill>
+                <ns5:spPr>
+                  <a:xfrm>
+                    <a:off x="0" y="0"/>
+                    <a:ext cx="682625" cy="791845"/>
+                  </a:xfrm>
+                  <a:prstGeom prst="rect">
+                    <a:avLst/>
+                  </a:prstGeom>
+                </ns5:spPr>
+              </ns5:pic>
+            </a:graphicData>
+          </a:graphic>
+        </wp:anchor>
+      </w:drawing>
+    </w:r>
     <w:r>
       <w:drawing>
         <wp:anchor distT="0" distB="0" distL="114300" distR="114300" simplePos="0" relativeHeight="251660288" behindDoc="0" locked="0" layoutInCell="1" allowOverlap="1">

--- a/quotation-generator/assets/报价单模板-雅加达公司.docx
+++ b/quotation-generator/assets/报价单模板-雅加达公司.docx
@@ -14285,162 +14285,41 @@
   <w:p>
     <w:pPr>
       <w:pStyle w:val="4"/>
+      <w:spacing w:after="180"/>
+      <w:ind w:left="3228"/>
     </w:pPr>
     <w:r>
-      <w:rPr>
-        <w:sz w:val="22"/>
-      </w:rPr>
-      <mc:AlternateContent>
-        <mc:Choice Requires="wps">
-          <w:drawing>
-            <wp:anchor distT="0" distB="0" distL="114300" distR="114300" simplePos="0" relativeHeight="251659264" behindDoc="0" locked="0" layoutInCell="1" allowOverlap="1">
-              <wp:simplePos x="0" y="0"/>
-              <wp:positionH relativeFrom="margin">
-                <wp:align>center</wp:align>
-              </wp:positionH>
-              <wp:positionV relativeFrom="paragraph">
-                <wp:posOffset>0</wp:posOffset>
-              </wp:positionV>
-              <wp:extent cx="1828800" cy="1828800"/>
-              <wp:effectExtent l="0" t="0" r="0" b="0"/>
-              <wp:wrapNone/>
-              <wp:docPr id="1" name="文本框 1"/>
-              <wp:cNvGraphicFramePr/>
-              <a:graphic xmlns:a="http://schemas.openxmlformats.org/drawingml/2006/main">
-                <a:graphicData uri="http://schemas.microsoft.com/office/word/2010/wordprocessingShape">
-                  <wps:wsp>
-                    <wps:cNvSpPr txBox="1"/>
-                    <wps:spPr>
-                      <a:xfrm>
-                        <a:off x="0" y="0"/>
-                        <a:ext cx="1828800" cy="1828800"/>
-                      </a:xfrm>
-                      <a:prstGeom prst="rect">
-                        <a:avLst/>
-                      </a:prstGeom>
-                      <a:noFill/>
-                      <a:ln w="6350">
-                        <a:noFill/>
-                      </a:ln>
-                    </wps:spPr>
-                    <wps:style>
-                      <a:lnRef idx="0">
-                        <a:schemeClr val="accent1"/>
-                      </a:lnRef>
-                      <a:fillRef idx="0">
-                        <a:schemeClr val="accent1"/>
-                      </a:fillRef>
-                      <a:effectRef idx="0">
-                        <a:schemeClr val="accent1"/>
-                      </a:effectRef>
-                      <a:fontRef idx="minor">
-                        <a:schemeClr val="dk1"/>
-                      </a:fontRef>
-                    </wps:style>
-                    <wps:txbx>
-                      <w:txbxContent>
-                        <w:p>
-                          <w:pPr>
-                            <w:pStyle w:val="4"/>
-                          </w:pPr>
-                          <w:r>
-                            <w:fldChar w:fldCharType="begin"/>
-                          </w:r>
-                          <w:r>
-                            <w:instrText xml:space="preserve"> PAGE  \* MERGEFORMAT </w:instrText>
-                          </w:r>
-                          <w:r>
-                            <w:fldChar w:fldCharType="separate"/>
-                          </w:r>
-                          <w:r>
-                            <w:t>1</w:t>
-                          </w:r>
-                          <w:r>
-                            <w:fldChar w:fldCharType="end"/>
-                          </w:r>
-                          <w:r>
-                            <w:t xml:space="preserve"> / </w:t>
-                          </w:r>
-                          <w:r>
-                            <w:fldChar w:fldCharType="begin"/>
-                          </w:r>
-                          <w:r>
-                            <w:instrText xml:space="preserve"> NUMPAGES  \* MERGEFORMAT </w:instrText>
-                          </w:r>
-                          <w:r>
-                            <w:fldChar w:fldCharType="separate"/>
-                          </w:r>
-                          <w:r>
-                            <w:t>18</w:t>
-                          </w:r>
-                          <w:r>
-                            <w:fldChar w:fldCharType="end"/>
-                          </w:r>
-                        </w:p>
-                      </w:txbxContent>
-                    </wps:txbx>
-                    <wps:bodyPr rot="0" spcFirstLastPara="0" vertOverflow="overflow" horzOverflow="overflow" vert="horz" wrap="none" lIns="0" tIns="0" rIns="0" bIns="0" numCol="1" spcCol="0" rtlCol="0" fromWordArt="0" anchor="t" anchorCtr="0" forceAA="0" upright="0" compatLnSpc="1">
-                      <a:spAutoFit/>
-                    </wps:bodyPr>
-                  </wps:wsp>
-                </a:graphicData>
-              </a:graphic>
-            </wp:anchor>
-          </w:drawing>
-        </mc:Choice>
-        <mc:Fallback>
-          <w:pict>
-            <v:shape id="_x0000_s1026" o:spid="_x0000_s1026" o:spt="202" type="#_x0000_t202" style="position:absolute;left:0pt;margin-top:0pt;height:144pt;width:144pt;mso-position-horizontal:center;mso-position-horizontal-relative:margin;mso-wrap-style:none;z-index:251659264;mso-width-relative:page;mso-height-relative:page;" filled="f" stroked="f" coordsize="21600,21600" o:gfxdata="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">
-              <v:fill on="f" focussize="0,0"/>
-              <v:stroke on="f" weight="0.5pt"/>
-              <v:imagedata o:title=""/>
-              <o:lock v:ext="edit" aspectratio="f"/>
-              <v:textbox inset="0mm,0mm,0mm,0mm" style="mso-fit-shape-to-text:t;">
-                <w:txbxContent>
-                  <w:p>
-                    <w:pPr>
-                      <w:pStyle w:val="4"/>
-                    </w:pPr>
-                    <w:r>
-                      <w:fldChar w:fldCharType="begin"/>
-                    </w:r>
-                    <w:r>
-                      <w:instrText xml:space="preserve"> PAGE  \* MERGEFORMAT </w:instrText>
-                    </w:r>
-                    <w:r>
-                      <w:fldChar w:fldCharType="separate"/>
-                    </w:r>
-                    <w:r>
-                      <w:t>1</w:t>
-                    </w:r>
-                    <w:r>
-                      <w:fldChar w:fldCharType="end"/>
-                    </w:r>
-                    <w:r>
-                      <w:t xml:space="preserve"> / </w:t>
-                    </w:r>
-                    <w:r>
-                      <w:fldChar w:fldCharType="begin"/>
-                    </w:r>
-                    <w:r>
-                      <w:instrText xml:space="preserve"> NUMPAGES  \* MERGEFORMAT </w:instrText>
-                    </w:r>
-                    <w:r>
-                      <w:fldChar w:fldCharType="separate"/>
-                    </w:r>
-                    <w:r>
-                      <w:t>18</w:t>
-                    </w:r>
-                    <w:r>
-                      <w:fldChar w:fldCharType="end"/>
-                    </w:r>
-                  </w:p>
-                </w:txbxContent>
-              </v:textbox>
-            </v:shape>
-          </w:pict>
-        </mc:Fallback>
-      </mc:AlternateContent>
+      <w:fldChar w:fldCharType="begin" w:dirty="true"/>
+    </w:r>
+    <w:r>
+      <w:instrText xml:space="preserve"> PAGE  \* MERGEFORMAT </w:instrText>
+    </w:r>
+    <w:r>
+      <w:fldChar w:fldCharType="separate"/>
+    </w:r>
+    <w:r>
+      <w:t>1</w:t>
+    </w:r>
+    <w:r>
+      <w:fldChar w:fldCharType="end"/>
+    </w:r>
+    <w:r>
+      <w:t xml:space="preserve"> / </w:t>
+    </w:r>
+    <w:r>
+      <w:fldChar w:fldCharType="begin" w:dirty="true"/>
+    </w:r>
+    <w:r>
+      <w:instrText xml:space="preserve"> NUMPAGES  \* MERGEFORMAT </w:instrText>
+    </w:r>
+    <w:r>
+      <w:fldChar w:fldCharType="separate"/>
+    </w:r>
+    <w:r>
+      <w:t>18</w:t>
+    </w:r>
+    <w:r>
+      <w:fldChar w:fldCharType="end"/>
     </w:r>
   </w:p>
 </w:ftr>

--- a/quotation-generator/assets/报价单模板-雅加达公司.docx
+++ b/quotation-generator/assets/报价单模板-雅加达公司.docx
@@ -14281,44 +14281,86 @@
 </file>
 
 <file path=word/footer1.xml><?xml version="1.0" encoding="utf-8"?>
-<w:ftr xmlns:wpc="http://schemas.microsoft.com/office/word/2010/wordprocessingCanvas" xmlns:mc="http://schemas.openxmlformats.org/markup-compatibility/2006" xmlns:o="urn:schemas-microsoft-com:office:office" xmlns:r="http://schemas.openxmlformats.org/officeDocument/2006/relationships" xmlns:m="http://schemas.openxmlformats.org/officeDocument/2006/math" xmlns:v="urn:schemas-microsoft-com:vml" xmlns:wp14="http://schemas.microsoft.com/office/word/2010/wordprocessingDrawing" xmlns:wp="http://schemas.openxmlformats.org/drawingml/2006/wordprocessingDrawing" xmlns:w10="urn:schemas-microsoft-com:office:word" xmlns:w="http://schemas.openxmlformats.org/wordprocessingml/2006/main" xmlns:w14="http://schemas.microsoft.com/office/word/2010/wordml" xmlns:w15="http://schemas.microsoft.com/office/word/2012/wordml" xmlns:wpg="http://schemas.microsoft.com/office/word/2010/wordprocessingGroup" xmlns:wpi="http://schemas.microsoft.com/office/word/2010/wordprocessingInk" xmlns:wne="http://schemas.microsoft.com/office/word/2006/wordml" xmlns:wps="http://schemas.microsoft.com/office/word/2010/wordprocessingShape" xmlns:wpsCustomData="http://www.wps.cn/officeDocument/2013/wpsCustomData" mc:Ignorable="w14 w15 wp14">
+<w:ftr xmlns:w="http://schemas.openxmlformats.org/wordprocessingml/2006/main">
   <w:p>
     <w:pPr>
-      <w:pStyle w:val="4"/>
-      <w:spacing w:after="180"/>
-      <w:ind w:left="3228"/>
+      <w:jc w:val="center"/>
     </w:pPr>
     <w:r>
-      <w:fldChar w:fldCharType="begin" w:dirty="true"/>
+      <w:rPr>
+        <w:rFonts w:ascii="FangSong" w:eastAsia="仿宋" w:hAnsi="FangSong"/>
+        <w:sz w:val="18"/>
+      </w:rPr>
+      <w:fldChar w:fldCharType="begin"/>
     </w:r>
     <w:r>
-      <w:instrText xml:space="preserve"> PAGE  \* MERGEFORMAT </w:instrText>
+      <w:rPr>
+        <w:rFonts w:ascii="FangSong" w:eastAsia="仿宋" w:hAnsi="FangSong"/>
+        <w:sz w:val="18"/>
+      </w:rPr>
+      <w:instrText xml:space="preserve"> PAGE </w:instrText>
     </w:r>
     <w:r>
+      <w:rPr>
+        <w:rFonts w:ascii="FangSong" w:eastAsia="仿宋" w:hAnsi="FangSong"/>
+        <w:sz w:val="18"/>
+      </w:rPr>
       <w:fldChar w:fldCharType="separate"/>
     </w:r>
     <w:r>
+      <w:rPr>
+        <w:rFonts w:ascii="FangSong" w:eastAsia="仿宋" w:hAnsi="FangSong"/>
+        <w:sz w:val="18"/>
+      </w:rPr>
       <w:t>1</w:t>
     </w:r>
     <w:r>
+      <w:rPr>
+        <w:rFonts w:ascii="FangSong" w:eastAsia="仿宋" w:hAnsi="FangSong"/>
+        <w:sz w:val="18"/>
+      </w:rPr>
       <w:fldChar w:fldCharType="end"/>
     </w:r>
     <w:r>
+      <w:rPr>
+        <w:rFonts w:ascii="FangSong" w:eastAsia="仿宋" w:hAnsi="FangSong"/>
+        <w:sz w:val="18"/>
+      </w:rPr>
       <w:t xml:space="preserve"> / </w:t>
     </w:r>
     <w:r>
-      <w:fldChar w:fldCharType="begin" w:dirty="true"/>
+      <w:rPr>
+        <w:rFonts w:ascii="FangSong" w:eastAsia="仿宋" w:hAnsi="FangSong"/>
+        <w:sz w:val="18"/>
+      </w:rPr>
+      <w:fldChar w:fldCharType="begin"/>
     </w:r>
     <w:r>
-      <w:instrText xml:space="preserve"> NUMPAGES  \* MERGEFORMAT </w:instrText>
+      <w:rPr>
+        <w:rFonts w:ascii="FangSong" w:eastAsia="仿宋" w:hAnsi="FangSong"/>
+        <w:sz w:val="18"/>
+      </w:rPr>
+      <w:instrText xml:space="preserve"> NUMPAGES </w:instrText>
     </w:r>
     <w:r>
+      <w:rPr>
+        <w:rFonts w:ascii="FangSong" w:eastAsia="仿宋" w:hAnsi="FangSong"/>
+        <w:sz w:val="18"/>
+      </w:rPr>
       <w:fldChar w:fldCharType="separate"/>
     </w:r>
     <w:r>
-      <w:t>18</w:t>
+      <w:rPr>
+        <w:rFonts w:ascii="FangSong" w:eastAsia="仿宋" w:hAnsi="FangSong"/>
+        <w:sz w:val="18"/>
+      </w:rPr>
+      <w:t>1</w:t>
     </w:r>
     <w:r>
+      <w:rPr>
+        <w:rFonts w:ascii="FangSong" w:eastAsia="仿宋" w:hAnsi="FangSong"/>
+        <w:sz w:val="18"/>
+      </w:rPr>
       <w:fldChar w:fldCharType="end"/>
     </w:r>
   </w:p>
@@ -14351,314 +14393,260 @@
 </file>
 
 <file path=word/header1.xml><?xml version="1.0" encoding="utf-8"?>
-<w:hdr xmlns:a="http://schemas.openxmlformats.org/drawingml/2006/main" xmlns:mc="http://schemas.openxmlformats.org/markup-compatibility/2006" xmlns:ns5="http://schemas.openxmlformats.org/drawingml/2006/picture" xmlns:r="http://schemas.openxmlformats.org/officeDocument/2006/relationships" xmlns:w="http://schemas.openxmlformats.org/wordprocessingml/2006/main" xmlns:w14="http://schemas.microsoft.com/office/word/2010/wordml" xmlns:wp="http://schemas.openxmlformats.org/drawingml/2006/wordprocessingDrawing" xmlns:wps="http://schemas.microsoft.com/office/word/2010/wordprocessingShape" mc:Ignorable="w14 w15 wp14">
-  <w:p>
-    <w:pPr>
-      <w:pStyle w:val="5"/>
-      <w:wordWrap/>
-      <w:spacing w:line="240" w:lineRule="auto"/>
-      <w:jc w:val="center"/>
-      <w:rPr>
-        <w:rFonts w:hint="default" w:ascii="微软雅黑" w:hAnsi="微软雅黑" w:eastAsia="微软雅黑" w:cs="Microsoft JhengHei"/>
-        <w:b/>
-        <w:bCs/>
-        <w:color w:val="0039C2"/>
-        <w:sz w:val="36"/>
-        <w:szCs w:val="36"/>
-        <w:shd w:val="clear" w:color="auto" w:fill="FFFFFF"/>
-        <w:lang w:val="en-US" w:eastAsia="zh-CN"/>
-      </w:rPr>
-    </w:pPr>
-    <w:r>
-      <w:rPr>
-        <w:rFonts w:hint="default" w:ascii="Arial" w:hAnsi="Arial" w:eastAsia="微软雅黑" w:cs="Arial"/>
-        <w:b w:val="0"/>
-        <w:bCs/>
-        <w:color w:val="0039C2"/>
-        <w:sz w:val="44"/>
-        <w:szCs w:val="44"/>
-        <w:shd w:val="clear" w:color="auto" w:fill="FFFFFF"/>
-        <w:lang w:val="en-US" w:eastAsia="zh-CN"/>
-      </w:rPr>
-      <w:t>PT SHAN HAI MAP</w:t>
-    </w:r>
-  </w:p>
-  <w:p>
-    <w:pPr>
-      <w:spacing w:after="0" w:line="240" w:lineRule="auto"/>
-      <w:jc w:val="right"/>
-      <w:rPr>
-        <w:rFonts w:hint="default" w:ascii="Arial" w:hAnsi="Arial" w:eastAsia="微软雅黑" w:cs="Arial"/>
-        <w:b w:val="0"/>
-        <w:bCs/>
-        <w:sz w:val="16"/>
-        <w:szCs w:val="16"/>
-        <w:lang w:val="de-DE" w:eastAsia="zh-CN"/>
-      </w:rPr>
-    </w:pPr>
-    <w:r>
-      <w:rPr>
-        <w:rFonts w:hint="default" w:ascii="Arial" w:hAnsi="Arial" w:eastAsia="微软雅黑" w:cs="Arial"/>
-        <w:b w:val="0"/>
-        <w:bCs/>
-        <w:sz w:val="16"/>
-        <w:szCs w:val="16"/>
-        <w:lang w:val="de-DE" w:eastAsia="zh-CN"/>
-      </w:rPr>
-      <w:t>OFFICE TOWER 3</w:t>
-    </w:r>
-    <w:r>
-      <w:rPr>
-        <w:rFonts w:hint="default" w:ascii="Arial" w:hAnsi="Arial" w:eastAsia="微软雅黑" w:cs="Arial"/>
-        <w:b w:val="0"/>
-        <w:bCs/>
-        <w:sz w:val="16"/>
-        <w:szCs w:val="16"/>
-        <w:lang w:val="en-US" w:eastAsia="zh-CN"/>
-      </w:rPr>
-      <w:t xml:space="preserve"> </w:t>
-    </w:r>
-    <w:r>
-      <w:rPr>
-        <w:rFonts w:hint="default" w:ascii="Arial" w:hAnsi="Arial" w:eastAsia="微软雅黑" w:cs="Arial"/>
-        <w:b w:val="0"/>
-        <w:bCs/>
-        <w:sz w:val="16"/>
-        <w:szCs w:val="16"/>
-        <w:lang w:val="de-DE" w:eastAsia="zh-CN"/>
-      </w:rPr>
-      <w:t>CIPUTRA INTERNATIONAL LT.5</w:t>
-    </w:r>
-  </w:p>
-  <w:p>
-    <w:pPr>
-      <w:spacing w:after="0" w:line="240" w:lineRule="auto"/>
-      <w:jc w:val="right"/>
-      <w:rPr>
-        <w:rFonts w:hint="eastAsia" w:ascii="微软雅黑" w:hAnsi="微软雅黑" w:eastAsia="微软雅黑" w:cs="Calibri"/>
-        <w:b/>
-        <w:bCs/>
-        <w:sz w:val="16"/>
-        <w:szCs w:val="16"/>
-        <w:lang w:val="de-DE" w:eastAsia="zh-CN"/>
-      </w:rPr>
-    </w:pPr>
-    <w:r>
-      <w:rPr>
-        <w:rFonts w:hint="default" w:ascii="Arial" w:hAnsi="Arial" w:eastAsia="微软雅黑" w:cs="Arial"/>
-        <w:b w:val="0"/>
-        <w:bCs/>
-        <w:sz w:val="16"/>
-        <w:szCs w:val="16"/>
-        <w:lang w:val="de-DE" w:eastAsia="zh-CN"/>
-      </w:rPr>
-      <w:t xml:space="preserve">JL. LINGKAR LUAR BARAT BLOK A NO.1 JAKARTA BARAT </w:t>
-    </w:r>
-    <w:r>
-      <w:rPr>
-        <w:rFonts w:hint="default" w:ascii="Arial" w:hAnsi="Arial" w:eastAsia="微软雅黑" w:cs="Arial"/>
-        <w:b w:val="0"/>
-        <w:bCs/>
-        <w:sz w:val="16"/>
-        <w:szCs w:val="16"/>
-        <w:lang w:val="en-US" w:eastAsia="zh-CN"/>
-      </w:rPr>
-      <w:t>11</w:t>
-    </w:r>
-    <w:r>
-      <w:rPr>
-        <w:rFonts w:hint="default" w:ascii="Arial" w:hAnsi="Arial" w:eastAsia="微软雅黑" w:cs="Arial"/>
-        <w:b w:val="0"/>
-        <w:bCs/>
-        <w:sz w:val="16"/>
-        <w:szCs w:val="16"/>
-        <w:lang w:val="de-DE" w:eastAsia="zh-CN"/>
-      </w:rPr>
-      <w:t>74</w:t>
-    </w:r>
-    <w:r>
-      <w:rPr>
-        <w:rFonts w:hint="default" w:ascii="Arial" w:hAnsi="Arial" w:eastAsia="微软雅黑" w:cs="Arial"/>
-        <w:b w:val="0"/>
-        <w:bCs/>
-        <w:sz w:val="16"/>
-        <w:szCs w:val="16"/>
-        <w:lang w:val="en-US" w:eastAsia="zh-CN"/>
-      </w:rPr>
-      <w:t>0</w:t>
-    </w:r>
-  </w:p>
-  <w:p>
-    <w:pPr>
-      <w:spacing w:after="0" w:line="240" w:lineRule="auto"/>
-      <w:jc w:val="center"/>
-      <w:rPr>
-        <w:rFonts w:hint="default" w:ascii="Arial" w:hAnsi="Arial" w:eastAsia="微软雅黑" w:cs="Arial"/>
-        <w:b w:val="0"/>
-        <w:bCs w:val="0"/>
-        <w:lang w:val="de-DE" w:eastAsia="zh-CN"/>
-      </w:rPr>
-    </w:pPr>
-    <w:r>
-      <w:rPr>
-        <w:rFonts w:hint="default" w:ascii="Arial" w:hAnsi="Arial" w:cs="Arial"/>
-        <w:b w:val="0"/>
-        <w:bCs w:val="0"/>
-      </w:rPr>
-      <w:fldChar w:fldCharType="begin"/>
-    </w:r>
-    <w:r>
-      <w:rPr>
-        <w:rFonts w:hint="default" w:ascii="Arial" w:hAnsi="Arial" w:cs="Arial"/>
-        <w:b w:val="0"/>
-        <w:bCs w:val="0"/>
-      </w:rPr>
-      <w:instrText xml:space="preserve"> HYPERLINK "http://www.shanhaimap.com" </w:instrText>
-    </w:r>
-    <w:r>
-      <w:rPr>
-        <w:rFonts w:hint="default" w:ascii="Arial" w:hAnsi="Arial" w:cs="Arial"/>
-        <w:b w:val="0"/>
-        <w:bCs w:val="0"/>
-      </w:rPr>
-      <w:fldChar w:fldCharType="separate"/>
-    </w:r>
-    <w:r>
-      <w:rPr>
-        <w:rFonts w:hint="default" w:ascii="Arial" w:hAnsi="Arial" w:eastAsia="微软雅黑" w:cs="Arial"/>
-        <w:b w:val="0"/>
-        <w:bCs w:val="0"/>
-        <w:lang w:val="de-DE" w:eastAsia="zh-CN"/>
-      </w:rPr>
-      <w:fldChar w:fldCharType="end"/>
-    </w:r>
-    <w:r>
-      <w:rPr>
-        <w:rFonts w:hint="default" w:ascii="Arial" w:hAnsi="Arial" w:eastAsia="微软雅黑" w:cs="Arial"/>
-        <w:b w:val="0"/>
-        <w:bCs w:val="0"/>
-        <w:lang w:val="de-DE" w:eastAsia="zh-CN"/>
-      </w:rPr>
-      <w:t>Web: www.shanhaimap.com</w:t>
-    </w:r>
-  </w:p>
-  <w:p>
-    <w:pPr>
-      <w:pStyle w:val="5"/>
-      <w:tabs>
-        <w:tab w:val="right" w:pos="10260"/>
-      </w:tabs>
-      <w:spacing w:line="276" w:lineRule="auto"/>
-      <w:ind w:left="1276" w:right="-279"/>
-      <w:jc w:val="center"/>
-      <w:rPr>
-        <w:rFonts w:ascii="Arial" w:hAnsi="Arial" w:cs="Arial" w:eastAsiaTheme="minorEastAsia"/>
-        <w:b/>
-        <w:bCs/>
-        <w:lang w:val="de-DE" w:eastAsia="zh-CN"/>
-      </w:rPr>
-    </w:pPr>
-    <w:r>
-      <w:drawing>
-        <wp:anchor distT="0" distB="0" distL="114300" distR="114300" simplePos="0" relativeHeight="251661312" behindDoc="1" locked="0" layoutInCell="1" allowOverlap="1">
-          <wp:simplePos x="0" y="0"/>
-          <wp:positionH relativeFrom="column">
-            <wp:posOffset>32385</wp:posOffset>
-          </wp:positionH>
-          <wp:positionV relativeFrom="paragraph">
-            <wp:posOffset>-880110</wp:posOffset>
-          </wp:positionV>
-          <wp:extent cx="682625" cy="791845"/>
-          <wp:effectExtent l="0" t="0" r="53975" b="46355"/>
-          <wp:wrapThrough wrapText="bothSides">
-            <wp:wrapPolygon>
-              <wp:start x="0" y="0"/>
-              <wp:lineTo x="0" y="20786"/>
-              <wp:lineTo x="20897" y="20786"/>
-              <wp:lineTo x="20897" y="0"/>
-              <wp:lineTo x="0" y="0"/>
-            </wp:wrapPolygon>
-          </wp:wrapThrough>
-          <wp:docPr id="6" name="Picture 6" descr="Logo Baru SHM 2021"/>
-          <wp:cNvGraphicFramePr>
-            <a:graphicFrameLocks noChangeAspect="1"/>
-          </wp:cNvGraphicFramePr>
-          <a:graphic>
-            <a:graphicData uri="http://schemas.openxmlformats.org/drawingml/2006/picture">
-              <ns5:pic>
-                <ns5:nvPicPr>
-                  <ns5:cNvPr id="6" name="Picture 6" descr="Logo Baru SHM 2021"/>
-                  <ns5:cNvPicPr>
-                    <a:picLocks noChangeAspect="1"/>
-                  </ns5:cNvPicPr>
-                </ns5:nvPicPr>
-                <ns5:blipFill>
-                  <a:blip r:embed="rId1"/>
-                  <a:stretch>
-                    <a:fillRect/>
-                  </a:stretch>
-                </ns5:blipFill>
+<ns0:hdr xmlns:ns0="http://schemas.openxmlformats.org/wordprocessingml/2006/main" xmlns:ns1="http://schemas.openxmlformats.org/markup-compatibility/2006" xmlns:ns2="http://schemas.microsoft.com/office/word/2010/wordml" xmlns:ns3="http://schemas.openxmlformats.org/drawingml/2006/wordprocessingDrawing" xmlns:ns4="http://schemas.openxmlformats.org/drawingml/2006/main" xmlns:ns5="http://schemas.microsoft.com/office/word/2010/wordprocessingShape" ns1:Ignorable="w14 w15 wp14">
+  <ns0:p ns2:paraId="2AF01B37">
+    <ns0:pPr>
+      <ns0:pStyle ns0:val="5"/>
+      <ns0:wordWrap/>
+      <ns0:spacing ns0:line="240" ns0:lineRule="auto"/>
+      <ns0:jc ns0:val="center"/>
+      <ns0:rPr>
+        <ns0:rFonts ns0:hint="default" ns0:ascii="微软雅黑" ns0:hAnsi="微软雅黑" ns0:eastAsia="微软雅黑" ns0:cs="Microsoft JhengHei"/>
+        <ns0:b/>
+        <ns0:bCs/>
+        <ns0:color ns0:val="0039C2"/>
+        <ns0:sz ns0:val="36"/>
+        <ns0:szCs ns0:val="36"/>
+        <ns0:shd ns0:val="clear" ns0:color="auto" ns0:fill="FFFFFF"/>
+        <ns0:lang ns0:val="en-US" ns0:eastAsia="zh-CN"/>
+      </ns0:rPr>
+    </ns0:pPr>
+    <ns0:r>
+      <ns0:rPr>
+        <ns0:rFonts ns0:hint="default" ns0:ascii="Arial" ns0:hAnsi="Arial" ns0:eastAsia="微软雅黑" ns0:cs="Arial"/>
+        <ns0:b ns0:val="0"/>
+        <ns0:bCs/>
+        <ns0:color ns0:val="0039C2"/>
+        <ns0:sz ns0:val="44"/>
+        <ns0:szCs ns0:val="44"/>
+        <ns0:shd ns0:val="clear" ns0:color="auto" ns0:fill="FFFFFF"/>
+        <ns0:lang ns0:val="en-US" ns0:eastAsia="zh-CN"/>
+      </ns0:rPr>
+      <ns0:t/>
+    </ns0:r>
+  </ns0:p>
+  <ns0:p ns2:paraId="0A775BAD">
+    <ns0:pPr>
+      <ns0:spacing ns0:after="0" ns0:line="240" ns0:lineRule="auto"/>
+      <ns0:jc ns0:val="right"/>
+      <ns0:rPr>
+        <ns0:rFonts ns0:hint="default" ns0:ascii="Arial" ns0:hAnsi="Arial" ns0:eastAsia="微软雅黑" ns0:cs="Arial"/>
+        <ns0:b ns0:val="0"/>
+        <ns0:bCs/>
+        <ns0:sz ns0:val="16"/>
+        <ns0:szCs ns0:val="16"/>
+        <ns0:lang ns0:val="de-DE" ns0:eastAsia="zh-CN"/>
+      </ns0:rPr>
+    </ns0:pPr>
+    <ns0:r>
+      <ns0:rPr>
+        <ns0:rFonts ns0:hint="default" ns0:ascii="Arial" ns0:hAnsi="Arial" ns0:eastAsia="微软雅黑" ns0:cs="Arial"/>
+        <ns0:b ns0:val="0"/>
+        <ns0:bCs/>
+        <ns0:sz ns0:val="16"/>
+        <ns0:szCs ns0:val="16"/>
+        <ns0:lang ns0:val="de-DE" ns0:eastAsia="zh-CN"/>
+      </ns0:rPr>
+      <ns0:t/>
+    </ns0:r>
+    <ns0:r>
+      <ns0:rPr>
+        <ns0:rFonts ns0:hint="default" ns0:ascii="Arial" ns0:hAnsi="Arial" ns0:eastAsia="微软雅黑" ns0:cs="Arial"/>
+        <ns0:b ns0:val="0"/>
+        <ns0:bCs/>
+        <ns0:sz ns0:val="16"/>
+        <ns0:szCs ns0:val="16"/>
+        <ns0:lang ns0:val="en-US" ns0:eastAsia="zh-CN"/>
+      </ns0:rPr>
+      <ns0:t xml:space="preserve"/>
+    </ns0:r>
+    <ns0:r>
+      <ns0:rPr>
+        <ns0:rFonts ns0:hint="default" ns0:ascii="Arial" ns0:hAnsi="Arial" ns0:eastAsia="微软雅黑" ns0:cs="Arial"/>
+        <ns0:b ns0:val="0"/>
+        <ns0:bCs/>
+        <ns0:sz ns0:val="16"/>
+        <ns0:szCs ns0:val="16"/>
+        <ns0:lang ns0:val="de-DE" ns0:eastAsia="zh-CN"/>
+      </ns0:rPr>
+      <ns0:t/>
+    </ns0:r>
+  </ns0:p>
+  <ns0:p ns2:paraId="3CE967F6">
+    <ns0:pPr>
+      <ns0:spacing ns0:after="0" ns0:line="240" ns0:lineRule="auto"/>
+      <ns0:jc ns0:val="right"/>
+      <ns0:rPr>
+        <ns0:rFonts ns0:hint="eastAsia" ns0:ascii="微软雅黑" ns0:hAnsi="微软雅黑" ns0:eastAsia="微软雅黑" ns0:cs="Calibri"/>
+        <ns0:b/>
+        <ns0:bCs/>
+        <ns0:sz ns0:val="16"/>
+        <ns0:szCs ns0:val="16"/>
+        <ns0:lang ns0:val="de-DE" ns0:eastAsia="zh-CN"/>
+      </ns0:rPr>
+    </ns0:pPr>
+    <ns0:r>
+      <ns0:rPr>
+        <ns0:rFonts ns0:hint="default" ns0:ascii="Arial" ns0:hAnsi="Arial" ns0:eastAsia="微软雅黑" ns0:cs="Arial"/>
+        <ns0:b ns0:val="0"/>
+        <ns0:bCs/>
+        <ns0:sz ns0:val="16"/>
+        <ns0:szCs ns0:val="16"/>
+        <ns0:lang ns0:val="de-DE" ns0:eastAsia="zh-CN"/>
+      </ns0:rPr>
+      <ns0:t xml:space="preserve"/>
+    </ns0:r>
+    <ns0:r>
+      <ns0:rPr>
+        <ns0:rFonts ns0:hint="default" ns0:ascii="Arial" ns0:hAnsi="Arial" ns0:eastAsia="微软雅黑" ns0:cs="Arial"/>
+        <ns0:b ns0:val="0"/>
+        <ns0:bCs/>
+        <ns0:sz ns0:val="16"/>
+        <ns0:szCs ns0:val="16"/>
+        <ns0:lang ns0:val="en-US" ns0:eastAsia="zh-CN"/>
+      </ns0:rPr>
+      <ns0:t/>
+    </ns0:r>
+    <ns0:r>
+      <ns0:rPr>
+        <ns0:rFonts ns0:hint="default" ns0:ascii="Arial" ns0:hAnsi="Arial" ns0:eastAsia="微软雅黑" ns0:cs="Arial"/>
+        <ns0:b ns0:val="0"/>
+        <ns0:bCs/>
+        <ns0:sz ns0:val="16"/>
+        <ns0:szCs ns0:val="16"/>
+        <ns0:lang ns0:val="de-DE" ns0:eastAsia="zh-CN"/>
+      </ns0:rPr>
+      <ns0:t/>
+    </ns0:r>
+    <ns0:r>
+      <ns0:rPr>
+        <ns0:rFonts ns0:hint="default" ns0:ascii="Arial" ns0:hAnsi="Arial" ns0:eastAsia="微软雅黑" ns0:cs="Arial"/>
+        <ns0:b ns0:val="0"/>
+        <ns0:bCs/>
+        <ns0:sz ns0:val="16"/>
+        <ns0:szCs ns0:val="16"/>
+        <ns0:lang ns0:val="en-US" ns0:eastAsia="zh-CN"/>
+      </ns0:rPr>
+      <ns0:t/>
+    </ns0:r>
+  </ns0:p>
+  <ns0:p ns2:paraId="024ECF3D">
+    <ns0:pPr>
+      <ns0:spacing ns0:after="0" ns0:line="240" ns0:lineRule="auto"/>
+      <ns0:jc ns0:val="center"/>
+      <ns0:rPr>
+        <ns0:rFonts ns0:hint="default" ns0:ascii="Arial" ns0:hAnsi="Arial" ns0:eastAsia="微软雅黑" ns0:cs="Arial"/>
+        <ns0:b ns0:val="0"/>
+        <ns0:bCs ns0:val="0"/>
+        <ns0:lang ns0:val="de-DE" ns0:eastAsia="zh-CN"/>
+      </ns0:rPr>
+    </ns0:pPr>
+    <ns0:r>
+      <ns0:rPr>
+        <ns0:rFonts ns0:hint="default" ns0:ascii="Arial" ns0:hAnsi="Arial" ns0:cs="Arial"/>
+        <ns0:b ns0:val="0"/>
+        <ns0:bCs ns0:val="0"/>
+      </ns0:rPr>
+      <ns0:fldChar ns0:fldCharType="begin"/>
+    </ns0:r>
+    <ns0:r>
+      <ns0:rPr>
+        <ns0:rFonts ns0:hint="default" ns0:ascii="Arial" ns0:hAnsi="Arial" ns0:cs="Arial"/>
+        <ns0:b ns0:val="0"/>
+        <ns0:bCs ns0:val="0"/>
+      </ns0:rPr>
+      <ns0:instrText xml:space="preserve"> HYPERLINK "http://www.shanhaimap.com" </ns0:instrText>
+    </ns0:r>
+    <ns0:r>
+      <ns0:rPr>
+        <ns0:rFonts ns0:hint="default" ns0:ascii="Arial" ns0:hAnsi="Arial" ns0:cs="Arial"/>
+        <ns0:b ns0:val="0"/>
+        <ns0:bCs ns0:val="0"/>
+      </ns0:rPr>
+      <ns0:fldChar ns0:fldCharType="separate"/>
+    </ns0:r>
+    <ns0:r>
+      <ns0:rPr>
+        <ns0:rFonts ns0:hint="default" ns0:ascii="Arial" ns0:hAnsi="Arial" ns0:eastAsia="微软雅黑" ns0:cs="Arial"/>
+        <ns0:b ns0:val="0"/>
+        <ns0:bCs ns0:val="0"/>
+        <ns0:lang ns0:val="de-DE" ns0:eastAsia="zh-CN"/>
+      </ns0:rPr>
+      <ns0:fldChar ns0:fldCharType="end"/>
+    </ns0:r>
+    <ns0:r>
+      <ns0:rPr>
+        <ns0:rFonts ns0:hint="default" ns0:ascii="Arial" ns0:hAnsi="Arial" ns0:eastAsia="微软雅黑" ns0:cs="Arial"/>
+        <ns0:b ns0:val="0"/>
+        <ns0:bCs ns0:val="0"/>
+        <ns0:lang ns0:val="de-DE" ns0:eastAsia="zh-CN"/>
+      </ns0:rPr>
+      <ns0:t/>
+    </ns0:r>
+  </ns0:p>
+  <ns0:p ns2:paraId="4270C061">
+    <ns0:pPr>
+      <ns0:pStyle ns0:val="5"/>
+      <ns0:tabs>
+        <ns0:tab ns0:val="right" ns0:pos="10260"/>
+      </ns0:tabs>
+      <ns0:spacing ns0:line="276" ns0:lineRule="auto"/>
+      <ns0:ind ns0:left="1276" ns0:right="-279"/>
+      <ns0:jc ns0:val="center"/>
+      <ns0:rPr>
+        <ns0:rFonts ns0:ascii="Arial" ns0:hAnsi="Arial" ns0:cs="Arial" ns0:eastAsiaTheme="minorEastAsia"/>
+        <ns0:b/>
+        <ns0:bCs/>
+        <ns0:lang ns0:val="de-DE" ns0:eastAsia="zh-CN"/>
+      </ns0:rPr>
+    </ns0:pPr>
+    <ns0:r/>
+    <ns0:r>
+      <ns0:drawing>
+        <ns3:anchor distT="0" distB="0" distL="114300" distR="114300" simplePos="0" relativeHeight="251660288" behindDoc="0" locked="0" layoutInCell="1" allowOverlap="1">
+          <ns3:simplePos x="0" y="0"/>
+          <ns3:positionH relativeFrom="column">
+            <ns3:posOffset>-259080</ns3:posOffset>
+          </ns3:positionH>
+          <ns3:positionV relativeFrom="paragraph">
+            <ns3:posOffset>38735</ns3:posOffset>
+          </ns3:positionV>
+          <ns3:extent cx="6405245" cy="0"/>
+          <ns3:effectExtent l="0" t="19050" r="0" b="19050"/>
+          <ns3:wrapNone/>
+          <ns3:docPr id="4" name="直接连接符 4"/>
+          <ns3:cNvGraphicFramePr/>
+          <ns4:graphic>
+            <ns4:graphicData uri="http://schemas.microsoft.com/office/word/2010/wordprocessingShape">
+              <ns5:wsp>
+                <ns5:cNvCnPr/>
                 <ns5:spPr>
-                  <a:xfrm>
-                    <a:off x="0" y="0"/>
-                    <a:ext cx="682625" cy="791845"/>
-                  </a:xfrm>
-                  <a:prstGeom prst="rect">
-                    <a:avLst/>
-                  </a:prstGeom>
+                  <ns4:xfrm>
+                    <ns4:off x="0" y="0"/>
+                    <ns4:ext cx="6404997" cy="0"/>
+                  </ns4:xfrm>
+                  <ns4:prstGeom prst="line">
+                    <ns4:avLst/>
+                  </ns4:prstGeom>
+                  <ns4:noFill/>
+                  <ns4:ln w="38100" cap="flat" cmpd="sng" algn="ctr">
+                    <ns4:solidFill>
+                      <ns4:srgbClr val="0039C2"/>
+                    </ns4:solidFill>
+                    <ns4:prstDash val="solid"/>
+                    <ns4:miter lim="800000"/>
+                  </ns4:ln>
+                  <ns4:effectLst/>
                 </ns5:spPr>
-              </ns5:pic>
-            </a:graphicData>
-          </a:graphic>
-        </wp:anchor>
-      </w:drawing>
-    </w:r>
-    <w:r>
-      <w:drawing>
-        <wp:anchor distT="0" distB="0" distL="114300" distR="114300" simplePos="0" relativeHeight="251660288" behindDoc="0" locked="0" layoutInCell="1" allowOverlap="1">
-          <wp:simplePos x="0" y="0"/>
-          <wp:positionH relativeFrom="column">
-            <wp:posOffset>-259080</wp:posOffset>
-          </wp:positionH>
-          <wp:positionV relativeFrom="paragraph">
-            <wp:posOffset>38735</wp:posOffset>
-          </wp:positionV>
-          <wp:extent cx="6405245" cy="0"/>
-          <wp:effectExtent l="0" t="19050" r="0" b="19050"/>
-          <wp:wrapNone/>
-          <wp:docPr id="4" name="直接连接符 4"/>
-          <wp:cNvGraphicFramePr/>
-          <a:graphic>
-            <a:graphicData uri="http://schemas.microsoft.com/office/word/2010/wordprocessingShape">
-              <wps:wsp>
-                <wps:cNvCnPr/>
-                <wps:spPr>
-                  <a:xfrm>
-                    <a:off x="0" y="0"/>
-                    <a:ext cx="6404997" cy="0"/>
-                  </a:xfrm>
-                  <a:prstGeom prst="line">
-                    <a:avLst/>
-                  </a:prstGeom>
-                  <a:noFill/>
-                  <a:ln w="38100" cap="flat" cmpd="sng" algn="ctr">
-                    <a:solidFill>
-                      <a:srgbClr val="0039C2"/>
-                    </a:solidFill>
-                    <a:prstDash val="solid"/>
-                    <a:miter lim="800000"/>
-                  </a:ln>
-                  <a:effectLst/>
-                </wps:spPr>
-                <wps:bodyPr upright="0"/>
-              </wps:wsp>
-            </a:graphicData>
-          </a:graphic>
-        </wp:anchor>
-      </w:drawing>
-    </w:r>
-  </w:p>
-</w:hdr>
+                <ns5:bodyPr upright="0"/>
+              </ns5:wsp>
+            </ns4:graphicData>
+          </ns4:graphic>
+        </ns3:anchor>
+      </ns0:drawing>
+    </ns0:r>
+  </ns0:p>
+</ns0:hdr>
 </file>
 
 <file path=word/numbering.xml><?xml version="1.0" encoding="utf-8"?>

--- a/quotation-generator/assets/报价单模板-雅加达公司.docx
+++ b/quotation-generator/assets/报价单模板-雅加达公司.docx
@@ -14291,7 +14291,7 @@
         <w:rFonts w:ascii="FangSong" w:eastAsia="仿宋" w:hAnsi="FangSong"/>
         <w:sz w:val="18"/>
       </w:rPr>
-      <w:fldChar w:fldCharType="begin"/>
+      <w:fldChar w:fldCharType="begin" w:dirty="true"/>
     </w:r>
     <w:r>
       <w:rPr>
@@ -14333,7 +14333,7 @@
         <w:rFonts w:ascii="FangSong" w:eastAsia="仿宋" w:hAnsi="FangSong"/>
         <w:sz w:val="18"/>
       </w:rPr>
-      <w:fldChar w:fldCharType="begin"/>
+      <w:fldChar w:fldCharType="begin" w:dirty="true"/>
     </w:r>
     <w:r>
       <w:rPr>
